--- a/Assignments/HW04/dsilvari_CS3502_Assignment04.docx
+++ b/Assignments/HW04/dsilvari_CS3502_Assignment04.docx
@@ -1,6 +1,6 @@
 
 <file path=word/document.xml><?xml version="1.0" encoding="utf-8"?>
-<w:document xmlns:wpc="http://schemas.microsoft.com/office/word/2010/wordprocessingCanvas" xmlns:cx="http://schemas.microsoft.com/office/drawing/2014/chartex" xmlns:cx1="http://schemas.microsoft.com/office/drawing/2015/9/8/chartex" xmlns:cx2="http://schemas.microsoft.com/office/drawing/2015/10/21/chartex" xmlns:cx3="http://schemas.microsoft.com/office/drawing/2016/5/9/chartex" xmlns:cx4="http://schemas.microsoft.com/office/drawing/2016/5/10/chartex" xmlns:cx5="http://schemas.microsoft.com/office/drawing/2016/5/11/chartex" xmlns:cx6="http://schemas.microsoft.com/office/drawing/2016/5/12/chartex" xmlns:cx7="http://schemas.microsoft.com/office/drawing/2016/5/13/chartex" xmlns:cx8="http://schemas.microsoft.com/office/drawing/2016/5/14/chartex" xmlns:mc="http://schemas.openxmlformats.org/markup-compatibility/2006" xmlns:aink="http://schemas.microsoft.com/office/drawing/2016/ink" xmlns:am3d="http://schemas.microsoft.com/office/drawing/2017/model3d" xmlns:o="urn:schemas-microsoft-com:office:office" xmlns:oel="http://schemas.microsoft.com/office/2019/extlst" xmlns:r="http://schemas.openxmlformats.org/officeDocument/2006/relationships" xmlns:m="http://schemas.openxmlformats.org/officeDocument/2006/math" xmlns:v="urn:schemas-microsoft-com:vml" xmlns:wp14="http://schemas.microsoft.com/office/word/2010/wordprocessingDrawing" xmlns:wp="http://schemas.openxmlformats.org/drawingml/2006/wordprocessingDrawing" xmlns:w10="urn:schemas-microsoft-com:office:word" xmlns:w="http://schemas.openxmlformats.org/wordprocessingml/2006/main" xmlns:w14="http://schemas.microsoft.com/office/word/2010/wordml" xmlns:w15="http://schemas.microsoft.com/office/word/2012/wordml" xmlns:w16cex="http://schemas.microsoft.com/office/word/2018/wordml/cex" xmlns:w16cid="http://schemas.microsoft.com/office/word/2016/wordml/cid" xmlns:w16="http://schemas.microsoft.com/office/word/2018/wordml" xmlns:w16du="http://schemas.microsoft.com/office/word/2023/wordml/word16du" xmlns:w16sdtdh="http://schemas.microsoft.com/office/word/2020/wordml/sdtdatahash" xmlns:w16se="http://schemas.microsoft.com/office/word/2015/wordml/symex" xmlns:wpg="http://schemas.microsoft.com/office/word/2010/wordprocessingGroup" xmlns:wpi="http://schemas.microsoft.com/office/word/2010/wordprocessingInk" xmlns:wne="http://schemas.microsoft.com/office/word/2006/wordml" xmlns:wps="http://schemas.microsoft.com/office/word/2010/wordprocessingShape" mc:Ignorable="w14 w15 w16se w16cid w16 w16cex w16sdtdh w16du wp14">
+<w:document xmlns:wpc="http://schemas.microsoft.com/office/word/2010/wordprocessingCanvas" xmlns:cx="http://schemas.microsoft.com/office/drawing/2014/chartex" xmlns:cx1="http://schemas.microsoft.com/office/drawing/2015/9/8/chartex" xmlns:cx2="http://schemas.microsoft.com/office/drawing/2015/10/21/chartex" xmlns:cx3="http://schemas.microsoft.com/office/drawing/2016/5/9/chartex" xmlns:cx4="http://schemas.microsoft.com/office/drawing/2016/5/10/chartex" xmlns:cx5="http://schemas.microsoft.com/office/drawing/2016/5/11/chartex" xmlns:cx6="http://schemas.microsoft.com/office/drawing/2016/5/12/chartex" xmlns:cx7="http://schemas.microsoft.com/office/drawing/2016/5/13/chartex" xmlns:cx8="http://schemas.microsoft.com/office/drawing/2016/5/14/chartex" xmlns:mc="http://schemas.openxmlformats.org/markup-compatibility/2006" xmlns:aink="http://schemas.microsoft.com/office/drawing/2016/ink" xmlns:am3d="http://schemas.microsoft.com/office/drawing/2017/model3d" xmlns:o="urn:schemas-microsoft-com:office:office" xmlns:oel="http://schemas.microsoft.com/office/2019/extlst" xmlns:r="http://schemas.openxmlformats.org/officeDocument/2006/relationships" xmlns:m="http://schemas.openxmlformats.org/officeDocument/2006/math" xmlns:v="urn:schemas-microsoft-com:vml" xmlns:wp14="http://schemas.microsoft.com/office/word/2010/wordprocessingDrawing" xmlns:wp="http://schemas.openxmlformats.org/drawingml/2006/wordprocessingDrawing" xmlns:w10="urn:schemas-microsoft-com:office:word" xmlns:w="http://schemas.openxmlformats.org/wordprocessingml/2006/main" xmlns:w14="http://schemas.microsoft.com/office/word/2010/wordml" xmlns:w15="http://schemas.microsoft.com/office/word/2012/wordml" xmlns:w16cex="http://schemas.microsoft.com/office/word/2018/wordml/cex" xmlns:w16cid="http://schemas.microsoft.com/office/word/2016/wordml/cid" xmlns:w16="http://schemas.microsoft.com/office/word/2018/wordml" xmlns:w16du="http://schemas.microsoft.com/office/word/2023/wordml/word16du" xmlns:w16sdtdh="http://schemas.microsoft.com/office/word/2020/wordml/sdtdatahash" xmlns:w16sdtfl="http://schemas.microsoft.com/office/word/2024/wordml/sdtformatlock" xmlns:w16se="http://schemas.microsoft.com/office/word/2015/wordml/symex" xmlns:wpg="http://schemas.microsoft.com/office/word/2010/wordprocessingGroup" xmlns:wpi="http://schemas.microsoft.com/office/word/2010/wordprocessingInk" xmlns:wne="http://schemas.microsoft.com/office/word/2006/wordml" xmlns:wps="http://schemas.microsoft.com/office/word/2010/wordprocessingShape" mc:Ignorable="w14 w15 w16se w16cid w16 w16cex w16sdtdh w16sdtfl w16du wp14">
   <w:body>
     <w:p>
       <w:pPr>
@@ -997,6 +997,7 @@
                 <w:rPr>
                   <w:rFonts w:ascii="Cambria Math" w:eastAsia="Times New Roman" w:hAnsi="Cambria Math" w:cs="Times New Roman"/>
                   <w:i/>
+                  <w:highlight w:val="yellow"/>
                 </w:rPr>
               </m:ctrlPr>
             </m:sSupPr>
@@ -1004,6 +1005,7 @@
               <m:r>
                 <w:rPr>
                   <w:rFonts w:ascii="Cambria Math" w:eastAsia="Times New Roman" w:hAnsi="Cambria Math" w:cs="Times New Roman"/>
+                  <w:highlight w:val="yellow"/>
                 </w:rPr>
                 <m:t>x</m:t>
               </m:r>
@@ -1012,6 +1014,7 @@
               <m:r>
                 <w:rPr>
                   <w:rFonts w:ascii="Cambria Math" w:eastAsia="Times New Roman" w:hAnsi="Cambria Math" w:cs="Times New Roman"/>
+                  <w:highlight w:val="yellow"/>
                 </w:rPr>
                 <m:t>7</m:t>
               </m:r>
@@ -1020,38 +1023,7 @@
           <m:r>
             <w:rPr>
               <w:rFonts w:ascii="Cambria Math" w:eastAsia="Times New Roman" w:hAnsi="Cambria Math" w:cs="Times New Roman"/>
-            </w:rPr>
-            <m:t>+2</m:t>
-          </m:r>
-          <m:sSup>
-            <m:sSupPr>
-              <m:ctrlPr>
-                <w:rPr>
-                  <w:rFonts w:ascii="Cambria Math" w:eastAsia="Times New Roman" w:hAnsi="Cambria Math" w:cs="Times New Roman"/>
-                  <w:i/>
-                </w:rPr>
-              </m:ctrlPr>
-            </m:sSupPr>
-            <m:e>
-              <m:r>
-                <w:rPr>
-                  <w:rFonts w:ascii="Cambria Math" w:eastAsia="Times New Roman" w:hAnsi="Cambria Math" w:cs="Times New Roman"/>
-                </w:rPr>
-                <m:t>x</m:t>
-              </m:r>
-            </m:e>
-            <m:sup>
-              <m:r>
-                <w:rPr>
-                  <w:rFonts w:ascii="Cambria Math" w:eastAsia="Times New Roman" w:hAnsi="Cambria Math" w:cs="Times New Roman"/>
-                </w:rPr>
-                <m:t>6</m:t>
-              </m:r>
-            </m:sup>
-          </m:sSup>
-          <m:r>
-            <w:rPr>
-              <w:rFonts w:ascii="Cambria Math" w:eastAsia="Times New Roman" w:hAnsi="Cambria Math" w:cs="Times New Roman"/>
+              <w:highlight w:val="yellow"/>
             </w:rPr>
             <m:t>+</m:t>
           </m:r>
@@ -1061,6 +1033,7 @@
                 <w:rPr>
                   <w:rFonts w:ascii="Cambria Math" w:eastAsia="Times New Roman" w:hAnsi="Cambria Math" w:cs="Times New Roman"/>
                   <w:i/>
+                  <w:highlight w:val="yellow"/>
                 </w:rPr>
               </m:ctrlPr>
             </m:sSupPr>
@@ -1068,6 +1041,7 @@
               <m:r>
                 <w:rPr>
                   <w:rFonts w:ascii="Cambria Math" w:eastAsia="Times New Roman" w:hAnsi="Cambria Math" w:cs="Times New Roman"/>
+                  <w:highlight w:val="yellow"/>
                 </w:rPr>
                 <m:t>x</m:t>
               </m:r>
@@ -1076,6 +1050,7 @@
               <m:r>
                 <w:rPr>
                   <w:rFonts w:ascii="Cambria Math" w:eastAsia="Times New Roman" w:hAnsi="Cambria Math" w:cs="Times New Roman"/>
+                  <w:highlight w:val="yellow"/>
                 </w:rPr>
                 <m:t>5</m:t>
               </m:r>
@@ -1084,6 +1059,7 @@
           <m:r>
             <w:rPr>
               <w:rFonts w:ascii="Cambria Math" w:eastAsia="Times New Roman" w:hAnsi="Cambria Math" w:cs="Times New Roman"/>
+              <w:highlight w:val="yellow"/>
             </w:rPr>
             <m:t>+</m:t>
           </m:r>
@@ -1093,6 +1069,7 @@
                 <w:rPr>
                   <w:rFonts w:ascii="Cambria Math" w:eastAsia="Times New Roman" w:hAnsi="Cambria Math" w:cs="Times New Roman"/>
                   <w:i/>
+                  <w:highlight w:val="yellow"/>
                 </w:rPr>
               </m:ctrlPr>
             </m:sSupPr>
@@ -1100,6 +1077,7 @@
               <m:r>
                 <w:rPr>
                   <w:rFonts w:ascii="Cambria Math" w:eastAsia="Times New Roman" w:hAnsi="Cambria Math" w:cs="Times New Roman"/>
+                  <w:highlight w:val="yellow"/>
                 </w:rPr>
                 <m:t>x</m:t>
               </m:r>
@@ -1108,6 +1086,7 @@
               <m:r>
                 <w:rPr>
                   <w:rFonts w:ascii="Cambria Math" w:eastAsia="Times New Roman" w:hAnsi="Cambria Math" w:cs="Times New Roman"/>
+                  <w:highlight w:val="yellow"/>
                 </w:rPr>
                 <m:t>4</m:t>
               </m:r>
@@ -1116,6 +1095,7 @@
           <m:r>
             <w:rPr>
               <w:rFonts w:ascii="Cambria Math" w:eastAsia="Times New Roman" w:hAnsi="Cambria Math" w:cs="Times New Roman"/>
+              <w:highlight w:val="yellow"/>
             </w:rPr>
             <m:t>+</m:t>
           </m:r>
@@ -1125,6 +1105,7 @@
                 <w:rPr>
                   <w:rFonts w:ascii="Cambria Math" w:eastAsia="Times New Roman" w:hAnsi="Cambria Math" w:cs="Times New Roman"/>
                   <w:i/>
+                  <w:highlight w:val="yellow"/>
                 </w:rPr>
               </m:ctrlPr>
             </m:sSupPr>
@@ -1132,6 +1113,7 @@
               <m:r>
                 <w:rPr>
                   <w:rFonts w:ascii="Cambria Math" w:eastAsia="Times New Roman" w:hAnsi="Cambria Math" w:cs="Times New Roman"/>
+                  <w:highlight w:val="yellow"/>
                 </w:rPr>
                 <m:t>x</m:t>
               </m:r>
@@ -1140,17 +1122,12 @@
               <m:r>
                 <w:rPr>
                   <w:rFonts w:ascii="Cambria Math" w:eastAsia="Times New Roman" w:hAnsi="Cambria Math" w:cs="Times New Roman"/>
+                  <w:highlight w:val="yellow"/>
                 </w:rPr>
                 <m:t>2</m:t>
               </m:r>
             </m:sup>
           </m:sSup>
-          <m:r>
-            <w:rPr>
-              <w:rFonts w:ascii="Cambria Math" w:eastAsia="Times New Roman" w:hAnsi="Cambria Math" w:cs="Times New Roman"/>
-            </w:rPr>
-            <m:t>+2</m:t>
-          </m:r>
         </m:oMath>
       </m:oMathPara>
     </w:p>
@@ -1518,7 +1495,7 @@
             <w:rPr>
               <w:rFonts w:ascii="Cambria Math" w:eastAsia="Times New Roman" w:hAnsi="Cambria Math" w:cs="Times New Roman"/>
             </w:rPr>
-            <m:t>+2</m:t>
+            <m:t>+</m:t>
           </m:r>
           <m:sSup>
             <m:sSupPr>
@@ -1574,7 +1551,50 @@
                 <w:rPr>
                   <w:rFonts w:ascii="Cambria Math" w:eastAsia="Times New Roman" w:hAnsi="Cambria Math" w:cs="Times New Roman"/>
                 </w:rPr>
-                <m:t>11</m:t>
+                <m:t>7</m:t>
+              </m:r>
+            </m:sup>
+          </m:sSup>
+        </m:oMath>
+      </m:oMathPara>
+    </w:p>
+    <w:p>
+      <w:pPr>
+        <w:rPr>
+          <w:rFonts w:ascii="Times New Roman" w:eastAsia="Times New Roman" w:hAnsi="Times New Roman" w:cs="Times New Roman"/>
+        </w:rPr>
+      </w:pPr>
+      <m:oMathPara>
+        <m:oMath>
+          <m:r>
+            <w:rPr>
+              <w:rFonts w:ascii="Cambria Math" w:eastAsia="Times New Roman" w:hAnsi="Cambria Math" w:cs="Times New Roman"/>
+            </w:rPr>
+            <m:t>+</m:t>
+          </m:r>
+          <m:sSup>
+            <m:sSupPr>
+              <m:ctrlPr>
+                <w:rPr>
+                  <w:rFonts w:ascii="Cambria Math" w:eastAsia="Times New Roman" w:hAnsi="Cambria Math" w:cs="Times New Roman"/>
+                  <w:i/>
+                </w:rPr>
+              </m:ctrlPr>
+            </m:sSupPr>
+            <m:e>
+              <m:r>
+                <w:rPr>
+                  <w:rFonts w:ascii="Cambria Math" w:eastAsia="Times New Roman" w:hAnsi="Cambria Math" w:cs="Times New Roman"/>
+                </w:rPr>
+                <m:t xml:space="preserve">x </m:t>
+              </m:r>
+            </m:e>
+            <m:sup>
+              <m:r>
+                <w:rPr>
+                  <w:rFonts w:ascii="Cambria Math" w:eastAsia="Times New Roman" w:hAnsi="Cambria Math" w:cs="Times New Roman"/>
+                </w:rPr>
+                <m:t>12</m:t>
               </m:r>
             </m:sup>
           </m:sSup>
@@ -1606,7 +1626,7 @@
                 <w:rPr>
                   <w:rFonts w:ascii="Cambria Math" w:eastAsia="Times New Roman" w:hAnsi="Cambria Math" w:cs="Times New Roman"/>
                 </w:rPr>
-                <m:t>10</m:t>
+                <m:t>11</m:t>
               </m:r>
             </m:sup>
           </m:sSup>
@@ -1638,7 +1658,44 @@
                 <w:rPr>
                   <w:rFonts w:ascii="Cambria Math" w:eastAsia="Times New Roman" w:hAnsi="Cambria Math" w:cs="Times New Roman"/>
                 </w:rPr>
-                <m:t>9</m:t>
+                <m:t>6</m:t>
+              </m:r>
+            </m:sup>
+          </m:sSup>
+        </m:oMath>
+      </m:oMathPara>
+    </w:p>
+    <w:p>
+      <w:pPr>
+        <w:rPr>
+          <w:rFonts w:ascii="Times New Roman" w:eastAsia="Times New Roman" w:hAnsi="Times New Roman" w:cs="Times New Roman"/>
+        </w:rPr>
+      </w:pPr>
+      <m:oMathPara>
+        <m:oMath>
+          <m:sSup>
+            <m:sSupPr>
+              <m:ctrlPr>
+                <w:rPr>
+                  <w:rFonts w:ascii="Cambria Math" w:eastAsia="Times New Roman" w:hAnsi="Cambria Math" w:cs="Times New Roman"/>
+                  <w:i/>
+                </w:rPr>
+              </m:ctrlPr>
+            </m:sSupPr>
+            <m:e>
+              <m:r>
+                <w:rPr>
+                  <w:rFonts w:ascii="Cambria Math" w:eastAsia="Times New Roman" w:hAnsi="Cambria Math" w:cs="Times New Roman"/>
+                </w:rPr>
+                <m:t>x</m:t>
+              </m:r>
+            </m:e>
+            <m:sup>
+              <m:r>
+                <w:rPr>
+                  <w:rFonts w:ascii="Cambria Math" w:eastAsia="Times New Roman" w:hAnsi="Cambria Math" w:cs="Times New Roman"/>
+                </w:rPr>
+                <m:t>10</m:t>
               </m:r>
             </m:sup>
           </m:sSup>
@@ -1670,71 +1727,7 @@
                 <w:rPr>
                   <w:rFonts w:ascii="Cambria Math" w:eastAsia="Times New Roman" w:hAnsi="Cambria Math" w:cs="Times New Roman"/>
                 </w:rPr>
-                <m:t>8</m:t>
-              </m:r>
-            </m:sup>
-          </m:sSup>
-          <m:r>
-            <w:rPr>
-              <w:rFonts w:ascii="Cambria Math" w:eastAsia="Times New Roman" w:hAnsi="Cambria Math" w:cs="Times New Roman"/>
-            </w:rPr>
-            <m:t>+2</m:t>
-          </m:r>
-          <m:sSup>
-            <m:sSupPr>
-              <m:ctrlPr>
-                <w:rPr>
-                  <w:rFonts w:ascii="Cambria Math" w:eastAsia="Times New Roman" w:hAnsi="Cambria Math" w:cs="Times New Roman"/>
-                  <w:i/>
-                </w:rPr>
-              </m:ctrlPr>
-            </m:sSupPr>
-            <m:e>
-              <m:r>
-                <w:rPr>
-                  <w:rFonts w:ascii="Cambria Math" w:eastAsia="Times New Roman" w:hAnsi="Cambria Math" w:cs="Times New Roman"/>
-                </w:rPr>
-                <m:t>x</m:t>
-              </m:r>
-            </m:e>
-            <m:sup>
-              <m:r>
-                <w:rPr>
-                  <w:rFonts w:ascii="Cambria Math" w:eastAsia="Times New Roman" w:hAnsi="Cambria Math" w:cs="Times New Roman"/>
-                </w:rPr>
-                <m:t>7</m:t>
-              </m:r>
-            </m:sup>
-          </m:sSup>
-          <m:r>
-            <w:rPr>
-              <w:rFonts w:ascii="Cambria Math" w:eastAsia="Times New Roman" w:hAnsi="Cambria Math" w:cs="Times New Roman"/>
-            </w:rPr>
-            <m:t>+2</m:t>
-          </m:r>
-          <m:sSup>
-            <m:sSupPr>
-              <m:ctrlPr>
-                <w:rPr>
-                  <w:rFonts w:ascii="Cambria Math" w:eastAsia="Times New Roman" w:hAnsi="Cambria Math" w:cs="Times New Roman"/>
-                  <w:i/>
-                </w:rPr>
-              </m:ctrlPr>
-            </m:sSupPr>
-            <m:e>
-              <m:r>
-                <w:rPr>
-                  <w:rFonts w:ascii="Cambria Math" w:eastAsia="Times New Roman" w:hAnsi="Cambria Math" w:cs="Times New Roman"/>
-                </w:rPr>
-                <m:t>x</m:t>
-              </m:r>
-            </m:e>
-            <m:sup>
-              <m:r>
-                <w:rPr>
-                  <w:rFonts w:ascii="Cambria Math" w:eastAsia="Times New Roman" w:hAnsi="Cambria Math" w:cs="Times New Roman"/>
-                </w:rPr>
-                <m:t>6</m:t>
+                <m:t>9</m:t>
               </m:r>
             </m:sup>
           </m:sSup>
@@ -1766,7 +1759,44 @@
                 <w:rPr>
                   <w:rFonts w:ascii="Cambria Math" w:eastAsia="Times New Roman" w:hAnsi="Cambria Math" w:cs="Times New Roman"/>
                 </w:rPr>
-                <m:t>5</m:t>
+                <m:t>4</m:t>
+              </m:r>
+            </m:sup>
+          </m:sSup>
+        </m:oMath>
+      </m:oMathPara>
+    </w:p>
+    <w:p>
+      <w:pPr>
+        <w:rPr>
+          <w:rFonts w:ascii="Times New Roman" w:eastAsia="Times New Roman" w:hAnsi="Times New Roman" w:cs="Times New Roman"/>
+        </w:rPr>
+      </w:pPr>
+      <m:oMathPara>
+        <m:oMath>
+          <m:sSup>
+            <m:sSupPr>
+              <m:ctrlPr>
+                <w:rPr>
+                  <w:rFonts w:ascii="Cambria Math" w:eastAsia="Times New Roman" w:hAnsi="Cambria Math" w:cs="Times New Roman"/>
+                  <w:i/>
+                </w:rPr>
+              </m:ctrlPr>
+            </m:sSupPr>
+            <m:e>
+              <m:r>
+                <w:rPr>
+                  <w:rFonts w:ascii="Cambria Math" w:eastAsia="Times New Roman" w:hAnsi="Cambria Math" w:cs="Times New Roman"/>
+                </w:rPr>
+                <m:t>x</m:t>
+              </m:r>
+            </m:e>
+            <m:sup>
+              <m:r>
+                <w:rPr>
+                  <w:rFonts w:ascii="Cambria Math" w:eastAsia="Times New Roman" w:hAnsi="Cambria Math" w:cs="Times New Roman"/>
+                </w:rPr>
+                <m:t>8</m:t>
               </m:r>
             </m:sup>
           </m:sSup>
@@ -1798,7 +1828,7 @@
                 <w:rPr>
                   <w:rFonts w:ascii="Cambria Math" w:eastAsia="Times New Roman" w:hAnsi="Cambria Math" w:cs="Times New Roman"/>
                 </w:rPr>
-                <m:t>4</m:t>
+                <m:t>7</m:t>
               </m:r>
             </m:sup>
           </m:sSup>
@@ -1834,41 +1864,8 @@
               </m:r>
             </m:sup>
           </m:sSup>
-          <m:r>
-            <w:rPr>
-              <w:rFonts w:ascii="Cambria Math" w:eastAsia="Times New Roman" w:hAnsi="Cambria Math" w:cs="Times New Roman"/>
-            </w:rPr>
-            <m:t>+1</m:t>
-          </m:r>
         </m:oMath>
       </m:oMathPara>
-    </w:p>
-    <w:p>
-      <w:pPr>
-        <w:rPr>
-          <w:rFonts w:ascii="Times New Roman" w:eastAsia="Times New Roman" w:hAnsi="Times New Roman" w:cs="Times New Roman"/>
-        </w:rPr>
-      </w:pPr>
-    </w:p>
-    <w:p>
-      <w:pPr>
-        <w:rPr>
-          <w:rFonts w:ascii="Times New Roman" w:eastAsia="Times New Roman" w:hAnsi="Times New Roman" w:cs="Times New Roman"/>
-        </w:rPr>
-      </w:pPr>
-    </w:p>
-    <w:p>
-      <w:pPr>
-        <w:rPr>
-          <w:rFonts w:ascii="Times New Roman" w:eastAsia="Times New Roman" w:hAnsi="Times New Roman" w:cs="Times New Roman"/>
-        </w:rPr>
-      </w:pPr>
-      <w:r>
-        <w:rPr>
-          <w:rFonts w:ascii="Times New Roman" w:eastAsia="Times New Roman" w:hAnsi="Times New Roman" w:cs="Times New Roman"/>
-        </w:rPr>
-        <w:t xml:space="preserve">A mod B = </w:t>
-      </w:r>
     </w:p>
     <w:p>
       <w:pPr>
@@ -1900,7 +1897,7 @@
                 <w:rPr>
                   <w:rFonts w:ascii="Cambria Math" w:eastAsia="Times New Roman" w:hAnsi="Cambria Math" w:cs="Times New Roman"/>
                 </w:rPr>
-                <m:t>7</m:t>
+                <m:t>6</m:t>
               </m:r>
             </m:sup>
           </m:sSup>
@@ -1932,7 +1929,67 @@
                 <w:rPr>
                   <w:rFonts w:ascii="Cambria Math" w:eastAsia="Times New Roman" w:hAnsi="Cambria Math" w:cs="Times New Roman"/>
                 </w:rPr>
-                <m:t>6</m:t>
+                <m:t>5</m:t>
+              </m:r>
+            </m:sup>
+          </m:sSup>
+          <m:r>
+            <w:rPr>
+              <w:rFonts w:ascii="Cambria Math" w:eastAsia="Times New Roman" w:hAnsi="Cambria Math" w:cs="Times New Roman"/>
+            </w:rPr>
+            <m:t>+1</m:t>
+          </m:r>
+        </m:oMath>
+      </m:oMathPara>
+    </w:p>
+    <w:p>
+      <w:pPr>
+        <w:rPr>
+          <w:rFonts w:ascii="Times New Roman" w:eastAsia="Times New Roman" w:hAnsi="Times New Roman" w:cs="Times New Roman"/>
+        </w:rPr>
+      </w:pPr>
+      <m:oMathPara>
+        <m:oMath>
+          <m:r>
+            <w:rPr>
+              <w:rFonts w:ascii="Cambria Math" w:eastAsia="Times New Roman" w:hAnsi="Cambria Math" w:cs="Times New Roman"/>
+            </w:rPr>
+            <m:t>-----------------------------</m:t>
+          </m:r>
+        </m:oMath>
+      </m:oMathPara>
+    </w:p>
+    <w:p>
+      <w:pPr>
+        <w:rPr>
+          <w:rFonts w:ascii="Times New Roman" w:eastAsia="Times New Roman" w:hAnsi="Times New Roman" w:cs="Times New Roman"/>
+        </w:rPr>
+      </w:pPr>
+      <m:oMathPara>
+        <m:oMath>
+          <m:sSup>
+            <m:sSupPr>
+              <m:ctrlPr>
+                <w:rPr>
+                  <w:rFonts w:ascii="Cambria Math" w:eastAsia="Times New Roman" w:hAnsi="Cambria Math" w:cs="Times New Roman"/>
+                  <w:i/>
+                </w:rPr>
+              </m:ctrlPr>
+            </m:sSupPr>
+            <m:e>
+              <m:r>
+                <w:rPr>
+                  <w:rFonts w:ascii="Cambria Math" w:eastAsia="Times New Roman" w:hAnsi="Cambria Math" w:cs="Times New Roman"/>
+                </w:rPr>
+                <m:t>x</m:t>
+              </m:r>
+            </m:e>
+            <m:sup>
+              <m:r>
+                <w:rPr>
+                  <w:rFonts w:ascii="Cambria Math" w:eastAsia="Times New Roman" w:hAnsi="Cambria Math" w:cs="Times New Roman"/>
+                </w:rPr>
+                <m:t>13</m:t>
               </m:r>
             </m:sup>
           </m:sSup>
@@ -1964,7 +2021,7 @@
                 <w:rPr>
                   <w:rFonts w:ascii="Cambria Math" w:eastAsia="Times New Roman" w:hAnsi="Cambria Math" w:cs="Times New Roman"/>
                 </w:rPr>
-                <m:t>4</m:t>
+                <m:t>11</m:t>
               </m:r>
             </m:sup>
           </m:sSup>
@@ -1996,39 +2053,7 @@
                 <w:rPr>
                   <w:rFonts w:ascii="Cambria Math" w:eastAsia="Times New Roman" w:hAnsi="Cambria Math" w:cs="Times New Roman"/>
                 </w:rPr>
-                <m:t>2</m:t>
-              </m:r>
-            </m:sup>
-          </m:sSup>
-          <m:r>
-            <w:rPr>
-              <w:rFonts w:ascii="Cambria Math" w:eastAsia="Times New Roman" w:hAnsi="Cambria Math" w:cs="Times New Roman"/>
-            </w:rPr>
-            <m:t xml:space="preserve">+1= </m:t>
-          </m:r>
-          <m:sSup>
-            <m:sSupPr>
-              <m:ctrlPr>
-                <w:rPr>
-                  <w:rFonts w:ascii="Cambria Math" w:eastAsia="Times New Roman" w:hAnsi="Cambria Math" w:cs="Times New Roman"/>
-                  <w:i/>
-                </w:rPr>
-              </m:ctrlPr>
-            </m:sSupPr>
-            <m:e>
-              <m:r>
-                <w:rPr>
-                  <w:rFonts w:ascii="Cambria Math" w:eastAsia="Times New Roman" w:hAnsi="Cambria Math" w:cs="Times New Roman"/>
-                </w:rPr>
-                <m:t>x</m:t>
-              </m:r>
-            </m:e>
-            <m:sup>
-              <m:r>
-                <w:rPr>
-                  <w:rFonts w:ascii="Cambria Math" w:eastAsia="Times New Roman" w:hAnsi="Cambria Math" w:cs="Times New Roman"/>
-                </w:rPr>
-                <m:t>6</m:t>
+                <m:t>10</m:t>
               </m:r>
             </m:sup>
           </m:sSup>
@@ -2060,6 +2085,999 @@
                 <w:rPr>
                   <w:rFonts w:ascii="Cambria Math" w:eastAsia="Times New Roman" w:hAnsi="Cambria Math" w:cs="Times New Roman"/>
                 </w:rPr>
+                <m:t>9</m:t>
+              </m:r>
+            </m:sup>
+          </m:sSup>
+          <m:r>
+            <w:rPr>
+              <w:rFonts w:ascii="Cambria Math" w:eastAsia="Times New Roman" w:hAnsi="Cambria Math" w:cs="Times New Roman"/>
+            </w:rPr>
+            <m:t>+</m:t>
+          </m:r>
+          <m:sSup>
+            <m:sSupPr>
+              <m:ctrlPr>
+                <w:rPr>
+                  <w:rFonts w:ascii="Cambria Math" w:eastAsia="Times New Roman" w:hAnsi="Cambria Math" w:cs="Times New Roman"/>
+                  <w:i/>
+                </w:rPr>
+              </m:ctrlPr>
+            </m:sSupPr>
+            <m:e>
+              <m:r>
+                <w:rPr>
+                  <w:rFonts w:ascii="Cambria Math" w:eastAsia="Times New Roman" w:hAnsi="Cambria Math" w:cs="Times New Roman"/>
+                </w:rPr>
+                <m:t>x</m:t>
+              </m:r>
+            </m:e>
+            <m:sup>
+              <m:r>
+                <w:rPr>
+                  <w:rFonts w:ascii="Cambria Math" w:eastAsia="Times New Roman" w:hAnsi="Cambria Math" w:cs="Times New Roman"/>
+                </w:rPr>
+                <m:t>8</m:t>
+              </m:r>
+            </m:sup>
+          </m:sSup>
+          <m:r>
+            <w:rPr>
+              <w:rFonts w:ascii="Cambria Math" w:eastAsia="Times New Roman" w:hAnsi="Cambria Math" w:cs="Times New Roman"/>
+            </w:rPr>
+            <m:t>+</m:t>
+          </m:r>
+          <m:sSup>
+            <m:sSupPr>
+              <m:ctrlPr>
+                <w:rPr>
+                  <w:rFonts w:ascii="Cambria Math" w:eastAsia="Times New Roman" w:hAnsi="Cambria Math" w:cs="Times New Roman"/>
+                  <w:i/>
+                </w:rPr>
+              </m:ctrlPr>
+            </m:sSupPr>
+            <m:e>
+              <m:r>
+                <w:rPr>
+                  <w:rFonts w:ascii="Cambria Math" w:eastAsia="Times New Roman" w:hAnsi="Cambria Math" w:cs="Times New Roman"/>
+                </w:rPr>
+                <m:t>x</m:t>
+              </m:r>
+            </m:e>
+            <m:sup>
+              <m:r>
+                <w:rPr>
+                  <w:rFonts w:ascii="Cambria Math" w:eastAsia="Times New Roman" w:hAnsi="Cambria Math" w:cs="Times New Roman"/>
+                </w:rPr>
+                <m:t>5</m:t>
+              </m:r>
+            </m:sup>
+          </m:sSup>
+          <m:r>
+            <w:rPr>
+              <w:rFonts w:ascii="Cambria Math" w:eastAsia="Times New Roman" w:hAnsi="Cambria Math" w:cs="Times New Roman"/>
+            </w:rPr>
+            <m:t>+</m:t>
+          </m:r>
+          <m:sSup>
+            <m:sSupPr>
+              <m:ctrlPr>
+                <w:rPr>
+                  <w:rFonts w:ascii="Cambria Math" w:eastAsia="Times New Roman" w:hAnsi="Cambria Math" w:cs="Times New Roman"/>
+                  <w:i/>
+                </w:rPr>
+              </m:ctrlPr>
+            </m:sSupPr>
+            <m:e>
+              <m:r>
+                <w:rPr>
+                  <w:rFonts w:ascii="Cambria Math" w:eastAsia="Times New Roman" w:hAnsi="Cambria Math" w:cs="Times New Roman"/>
+                </w:rPr>
+                <m:t>x</m:t>
+              </m:r>
+            </m:e>
+            <m:sup>
+              <m:r>
+                <w:rPr>
+                  <w:rFonts w:ascii="Cambria Math" w:eastAsia="Times New Roman" w:hAnsi="Cambria Math" w:cs="Times New Roman"/>
+                </w:rPr>
+                <m:t>4</m:t>
+              </m:r>
+            </m:sup>
+          </m:sSup>
+          <m:r>
+            <w:rPr>
+              <w:rFonts w:ascii="Cambria Math" w:eastAsia="Times New Roman" w:hAnsi="Cambria Math" w:cs="Times New Roman"/>
+            </w:rPr>
+            <m:t>+</m:t>
+          </m:r>
+          <m:sSup>
+            <m:sSupPr>
+              <m:ctrlPr>
+                <w:rPr>
+                  <w:rFonts w:ascii="Cambria Math" w:eastAsia="Times New Roman" w:hAnsi="Cambria Math" w:cs="Times New Roman"/>
+                  <w:i/>
+                </w:rPr>
+              </m:ctrlPr>
+            </m:sSupPr>
+            <m:e>
+              <m:r>
+                <w:rPr>
+                  <w:rFonts w:ascii="Cambria Math" w:eastAsia="Times New Roman" w:hAnsi="Cambria Math" w:cs="Times New Roman"/>
+                </w:rPr>
+                <m:t>x</m:t>
+              </m:r>
+            </m:e>
+            <m:sup>
+              <m:r>
+                <w:rPr>
+                  <w:rFonts w:ascii="Cambria Math" w:eastAsia="Times New Roman" w:hAnsi="Cambria Math" w:cs="Times New Roman"/>
+                </w:rPr>
+                <m:t>2</m:t>
+              </m:r>
+            </m:sup>
+          </m:sSup>
+          <m:r>
+            <w:rPr>
+              <w:rFonts w:ascii="Cambria Math" w:eastAsia="Times New Roman" w:hAnsi="Cambria Math" w:cs="Times New Roman"/>
+            </w:rPr>
+            <m:t>+1</m:t>
+          </m:r>
+        </m:oMath>
+      </m:oMathPara>
+    </w:p>
+    <w:p>
+      <w:pPr>
+        <w:rPr>
+          <w:rFonts w:ascii="Times New Roman" w:eastAsia="Times New Roman" w:hAnsi="Times New Roman" w:cs="Times New Roman"/>
+        </w:rPr>
+      </w:pPr>
+      <m:oMathPara>
+        <m:oMath>
+          <m:r>
+            <w:rPr>
+              <w:rFonts w:ascii="Cambria Math" w:eastAsia="Times New Roman" w:hAnsi="Cambria Math" w:cs="Times New Roman"/>
+            </w:rPr>
+            <m:t>Output is outside the field of m</m:t>
+          </m:r>
+          <m:d>
+            <m:dPr>
+              <m:ctrlPr>
+                <w:rPr>
+                  <w:rFonts w:ascii="Cambria Math" w:eastAsia="Times New Roman" w:hAnsi="Cambria Math" w:cs="Times New Roman"/>
+                  <w:i/>
+                </w:rPr>
+              </m:ctrlPr>
+            </m:dPr>
+            <m:e>
+              <m:r>
+                <w:rPr>
+                  <w:rFonts w:ascii="Cambria Math" w:eastAsia="Times New Roman" w:hAnsi="Cambria Math" w:cs="Times New Roman"/>
+                </w:rPr>
+                <m:t>x</m:t>
+              </m:r>
+            </m:e>
+          </m:d>
+          <m:r>
+            <w:rPr>
+              <w:rFonts w:ascii="Cambria Math" w:eastAsia="Times New Roman" w:hAnsi="Cambria Math" w:cs="Times New Roman"/>
+            </w:rPr>
+            <m:t xml:space="preserve"> need to mod m</m:t>
+          </m:r>
+          <m:d>
+            <m:dPr>
+              <m:ctrlPr>
+                <w:rPr>
+                  <w:rFonts w:ascii="Cambria Math" w:eastAsia="Times New Roman" w:hAnsi="Cambria Math" w:cs="Times New Roman"/>
+                  <w:i/>
+                </w:rPr>
+              </m:ctrlPr>
+            </m:dPr>
+            <m:e>
+              <m:r>
+                <w:rPr>
+                  <w:rFonts w:ascii="Cambria Math" w:eastAsia="Times New Roman" w:hAnsi="Cambria Math" w:cs="Times New Roman"/>
+                </w:rPr>
+                <m:t>x</m:t>
+              </m:r>
+            </m:e>
+          </m:d>
+        </m:oMath>
+      </m:oMathPara>
+    </w:p>
+    <w:p>
+      <w:pPr>
+        <w:rPr>
+          <w:rFonts w:ascii="Times New Roman" w:eastAsia="Times New Roman" w:hAnsi="Times New Roman" w:cs="Times New Roman"/>
+        </w:rPr>
+      </w:pPr>
+      <m:oMathPara>
+        <m:oMath>
+          <m:sSup>
+            <m:sSupPr>
+              <m:ctrlPr>
+                <w:rPr>
+                  <w:rFonts w:ascii="Cambria Math" w:eastAsia="Times New Roman" w:hAnsi="Cambria Math" w:cs="Times New Roman"/>
+                  <w:i/>
+                </w:rPr>
+              </m:ctrlPr>
+            </m:sSupPr>
+            <m:e>
+              <m:r>
+                <w:rPr>
+                  <w:rFonts w:ascii="Cambria Math" w:eastAsia="Times New Roman" w:hAnsi="Cambria Math" w:cs="Times New Roman"/>
+                </w:rPr>
+                <m:t>x</m:t>
+              </m:r>
+            </m:e>
+            <m:sup>
+              <m:r>
+                <w:rPr>
+                  <w:rFonts w:ascii="Cambria Math" w:eastAsia="Times New Roman" w:hAnsi="Cambria Math" w:cs="Times New Roman"/>
+                </w:rPr>
+                <m:t>13</m:t>
+              </m:r>
+            </m:sup>
+          </m:sSup>
+          <m:r>
+            <w:rPr>
+              <w:rFonts w:ascii="Cambria Math" w:eastAsia="Times New Roman" w:hAnsi="Cambria Math" w:cs="Times New Roman"/>
+            </w:rPr>
+            <m:t>+</m:t>
+          </m:r>
+          <m:sSup>
+            <m:sSupPr>
+              <m:ctrlPr>
+                <w:rPr>
+                  <w:rFonts w:ascii="Cambria Math" w:eastAsia="Times New Roman" w:hAnsi="Cambria Math" w:cs="Times New Roman"/>
+                  <w:i/>
+                </w:rPr>
+              </m:ctrlPr>
+            </m:sSupPr>
+            <m:e>
+              <m:r>
+                <w:rPr>
+                  <w:rFonts w:ascii="Cambria Math" w:eastAsia="Times New Roman" w:hAnsi="Cambria Math" w:cs="Times New Roman"/>
+                </w:rPr>
+                <m:t>x</m:t>
+              </m:r>
+            </m:e>
+            <m:sup>
+              <m:r>
+                <w:rPr>
+                  <w:rFonts w:ascii="Cambria Math" w:eastAsia="Times New Roman" w:hAnsi="Cambria Math" w:cs="Times New Roman"/>
+                </w:rPr>
+                <m:t>11</m:t>
+              </m:r>
+            </m:sup>
+          </m:sSup>
+          <m:r>
+            <w:rPr>
+              <w:rFonts w:ascii="Cambria Math" w:eastAsia="Times New Roman" w:hAnsi="Cambria Math" w:cs="Times New Roman"/>
+            </w:rPr>
+            <m:t>+</m:t>
+          </m:r>
+          <m:sSup>
+            <m:sSupPr>
+              <m:ctrlPr>
+                <w:rPr>
+                  <w:rFonts w:ascii="Cambria Math" w:eastAsia="Times New Roman" w:hAnsi="Cambria Math" w:cs="Times New Roman"/>
+                  <w:i/>
+                </w:rPr>
+              </m:ctrlPr>
+            </m:sSupPr>
+            <m:e>
+              <m:r>
+                <w:rPr>
+                  <w:rFonts w:ascii="Cambria Math" w:eastAsia="Times New Roman" w:hAnsi="Cambria Math" w:cs="Times New Roman"/>
+                </w:rPr>
+                <m:t>x</m:t>
+              </m:r>
+            </m:e>
+            <m:sup>
+              <m:r>
+                <w:rPr>
+                  <w:rFonts w:ascii="Cambria Math" w:eastAsia="Times New Roman" w:hAnsi="Cambria Math" w:cs="Times New Roman"/>
+                </w:rPr>
+                <m:t>10</m:t>
+              </m:r>
+            </m:sup>
+          </m:sSup>
+          <m:r>
+            <w:rPr>
+              <w:rFonts w:ascii="Cambria Math" w:eastAsia="Times New Roman" w:hAnsi="Cambria Math" w:cs="Times New Roman"/>
+            </w:rPr>
+            <m:t>+</m:t>
+          </m:r>
+          <m:sSup>
+            <m:sSupPr>
+              <m:ctrlPr>
+                <w:rPr>
+                  <w:rFonts w:ascii="Cambria Math" w:eastAsia="Times New Roman" w:hAnsi="Cambria Math" w:cs="Times New Roman"/>
+                  <w:i/>
+                </w:rPr>
+              </m:ctrlPr>
+            </m:sSupPr>
+            <m:e>
+              <m:r>
+                <w:rPr>
+                  <w:rFonts w:ascii="Cambria Math" w:eastAsia="Times New Roman" w:hAnsi="Cambria Math" w:cs="Times New Roman"/>
+                </w:rPr>
+                <m:t>x</m:t>
+              </m:r>
+            </m:e>
+            <m:sup>
+              <m:r>
+                <w:rPr>
+                  <w:rFonts w:ascii="Cambria Math" w:eastAsia="Times New Roman" w:hAnsi="Cambria Math" w:cs="Times New Roman"/>
+                </w:rPr>
+                <m:t>9</m:t>
+              </m:r>
+            </m:sup>
+          </m:sSup>
+          <m:r>
+            <w:rPr>
+              <w:rFonts w:ascii="Cambria Math" w:eastAsia="Times New Roman" w:hAnsi="Cambria Math" w:cs="Times New Roman"/>
+            </w:rPr>
+            <m:t>+</m:t>
+          </m:r>
+          <m:sSup>
+            <m:sSupPr>
+              <m:ctrlPr>
+                <w:rPr>
+                  <w:rFonts w:ascii="Cambria Math" w:eastAsia="Times New Roman" w:hAnsi="Cambria Math" w:cs="Times New Roman"/>
+                  <w:i/>
+                </w:rPr>
+              </m:ctrlPr>
+            </m:sSupPr>
+            <m:e>
+              <m:r>
+                <w:rPr>
+                  <w:rFonts w:ascii="Cambria Math" w:eastAsia="Times New Roman" w:hAnsi="Cambria Math" w:cs="Times New Roman"/>
+                </w:rPr>
+                <m:t>x</m:t>
+              </m:r>
+            </m:e>
+            <m:sup>
+              <m:r>
+                <w:rPr>
+                  <w:rFonts w:ascii="Cambria Math" w:eastAsia="Times New Roman" w:hAnsi="Cambria Math" w:cs="Times New Roman"/>
+                </w:rPr>
+                <m:t>8</m:t>
+              </m:r>
+            </m:sup>
+          </m:sSup>
+          <m:r>
+            <w:rPr>
+              <w:rFonts w:ascii="Cambria Math" w:eastAsia="Times New Roman" w:hAnsi="Cambria Math" w:cs="Times New Roman"/>
+            </w:rPr>
+            <m:t>+</m:t>
+          </m:r>
+          <m:sSup>
+            <m:sSupPr>
+              <m:ctrlPr>
+                <w:rPr>
+                  <w:rFonts w:ascii="Cambria Math" w:eastAsia="Times New Roman" w:hAnsi="Cambria Math" w:cs="Times New Roman"/>
+                  <w:i/>
+                </w:rPr>
+              </m:ctrlPr>
+            </m:sSupPr>
+            <m:e>
+              <m:r>
+                <w:rPr>
+                  <w:rFonts w:ascii="Cambria Math" w:eastAsia="Times New Roman" w:hAnsi="Cambria Math" w:cs="Times New Roman"/>
+                </w:rPr>
+                <m:t>x</m:t>
+              </m:r>
+            </m:e>
+            <m:sup>
+              <m:r>
+                <w:rPr>
+                  <w:rFonts w:ascii="Cambria Math" w:eastAsia="Times New Roman" w:hAnsi="Cambria Math" w:cs="Times New Roman"/>
+                </w:rPr>
+                <m:t>5</m:t>
+              </m:r>
+            </m:sup>
+          </m:sSup>
+          <m:r>
+            <w:rPr>
+              <w:rFonts w:ascii="Cambria Math" w:eastAsia="Times New Roman" w:hAnsi="Cambria Math" w:cs="Times New Roman"/>
+            </w:rPr>
+            <m:t>+</m:t>
+          </m:r>
+          <m:sSup>
+            <m:sSupPr>
+              <m:ctrlPr>
+                <w:rPr>
+                  <w:rFonts w:ascii="Cambria Math" w:eastAsia="Times New Roman" w:hAnsi="Cambria Math" w:cs="Times New Roman"/>
+                  <w:i/>
+                </w:rPr>
+              </m:ctrlPr>
+            </m:sSupPr>
+            <m:e>
+              <m:r>
+                <w:rPr>
+                  <w:rFonts w:ascii="Cambria Math" w:eastAsia="Times New Roman" w:hAnsi="Cambria Math" w:cs="Times New Roman"/>
+                </w:rPr>
+                <m:t>x</m:t>
+              </m:r>
+            </m:e>
+            <m:sup>
+              <m:r>
+                <w:rPr>
+                  <w:rFonts w:ascii="Cambria Math" w:eastAsia="Times New Roman" w:hAnsi="Cambria Math" w:cs="Times New Roman"/>
+                </w:rPr>
+                <m:t>4</m:t>
+              </m:r>
+            </m:sup>
+          </m:sSup>
+          <m:r>
+            <w:rPr>
+              <w:rFonts w:ascii="Cambria Math" w:eastAsia="Times New Roman" w:hAnsi="Cambria Math" w:cs="Times New Roman"/>
+            </w:rPr>
+            <m:t>+</m:t>
+          </m:r>
+          <m:sSup>
+            <m:sSupPr>
+              <m:ctrlPr>
+                <w:rPr>
+                  <w:rFonts w:ascii="Cambria Math" w:eastAsia="Times New Roman" w:hAnsi="Cambria Math" w:cs="Times New Roman"/>
+                  <w:i/>
+                </w:rPr>
+              </m:ctrlPr>
+            </m:sSupPr>
+            <m:e>
+              <m:r>
+                <w:rPr>
+                  <w:rFonts w:ascii="Cambria Math" w:eastAsia="Times New Roman" w:hAnsi="Cambria Math" w:cs="Times New Roman"/>
+                </w:rPr>
+                <m:t>x</m:t>
+              </m:r>
+            </m:e>
+            <m:sup>
+              <m:r>
+                <w:rPr>
+                  <w:rFonts w:ascii="Cambria Math" w:eastAsia="Times New Roman" w:hAnsi="Cambria Math" w:cs="Times New Roman"/>
+                </w:rPr>
+                <m:t>2</m:t>
+              </m:r>
+            </m:sup>
+          </m:sSup>
+          <m:r>
+            <w:rPr>
+              <w:rFonts w:ascii="Cambria Math" w:eastAsia="Times New Roman" w:hAnsi="Cambria Math" w:cs="Times New Roman"/>
+            </w:rPr>
+            <m:t>+1</m:t>
+          </m:r>
+          <m:r>
+            <w:rPr>
+              <w:rFonts w:ascii="Cambria Math" w:eastAsia="Times New Roman" w:hAnsi="Cambria Math" w:cs="Times New Roman"/>
+            </w:rPr>
+            <m:t xml:space="preserve"> mod</m:t>
+          </m:r>
+          <m:r>
+            <w:rPr>
+              <w:rFonts w:ascii="Cambria Math" w:eastAsia="Times New Roman" w:hAnsi="Cambria Math" w:cs="Times New Roman"/>
+            </w:rPr>
+            <m:t xml:space="preserve"> </m:t>
+          </m:r>
+          <m:d>
+            <m:dPr>
+              <m:ctrlPr>
+                <w:rPr>
+                  <w:rFonts w:ascii="Cambria Math" w:eastAsia="Times New Roman" w:hAnsi="Cambria Math" w:cs="Times New Roman"/>
+                  <w:i/>
+                </w:rPr>
+              </m:ctrlPr>
+            </m:dPr>
+            <m:e>
+              <m:sSup>
+                <m:sSupPr>
+                  <m:ctrlPr>
+                    <w:rPr>
+                      <w:rFonts w:ascii="Cambria Math" w:eastAsia="Times New Roman" w:hAnsi="Cambria Math" w:cs="Times New Roman"/>
+                      <w:i/>
+                    </w:rPr>
+                  </m:ctrlPr>
+                </m:sSupPr>
+                <m:e>
+                  <m:r>
+                    <w:rPr>
+                      <w:rFonts w:ascii="Cambria Math" w:eastAsia="Times New Roman" w:hAnsi="Cambria Math" w:cs="Times New Roman"/>
+                    </w:rPr>
+                    <m:t>x</m:t>
+                  </m:r>
+                </m:e>
+                <m:sup>
+                  <m:r>
+                    <w:rPr>
+                      <w:rFonts w:ascii="Cambria Math" w:eastAsia="Times New Roman" w:hAnsi="Cambria Math" w:cs="Times New Roman"/>
+                    </w:rPr>
+                    <m:t>8</m:t>
+                  </m:r>
+                </m:sup>
+              </m:sSup>
+              <m:r>
+                <w:rPr>
+                  <w:rFonts w:ascii="Cambria Math" w:eastAsia="Times New Roman" w:hAnsi="Cambria Math" w:cs="Times New Roman"/>
+                </w:rPr>
+                <m:t>+</m:t>
+              </m:r>
+              <m:sSup>
+                <m:sSupPr>
+                  <m:ctrlPr>
+                    <w:rPr>
+                      <w:rFonts w:ascii="Cambria Math" w:eastAsia="Times New Roman" w:hAnsi="Cambria Math" w:cs="Times New Roman"/>
+                      <w:i/>
+                    </w:rPr>
+                  </m:ctrlPr>
+                </m:sSupPr>
+                <m:e>
+                  <m:r>
+                    <w:rPr>
+                      <w:rFonts w:ascii="Cambria Math" w:eastAsia="Times New Roman" w:hAnsi="Cambria Math" w:cs="Times New Roman"/>
+                    </w:rPr>
+                    <m:t>x</m:t>
+                  </m:r>
+                </m:e>
+                <m:sup>
+                  <m:r>
+                    <w:rPr>
+                      <w:rFonts w:ascii="Cambria Math" w:eastAsia="Times New Roman" w:hAnsi="Cambria Math" w:cs="Times New Roman"/>
+                    </w:rPr>
+                    <m:t>4</m:t>
+                  </m:r>
+                </m:sup>
+              </m:sSup>
+              <m:r>
+                <w:rPr>
+                  <w:rFonts w:ascii="Cambria Math" w:eastAsia="Times New Roman" w:hAnsi="Cambria Math" w:cs="Times New Roman"/>
+                </w:rPr>
+                <m:t>+</m:t>
+              </m:r>
+              <m:sSup>
+                <m:sSupPr>
+                  <m:ctrlPr>
+                    <w:rPr>
+                      <w:rFonts w:ascii="Cambria Math" w:eastAsia="Times New Roman" w:hAnsi="Cambria Math" w:cs="Times New Roman"/>
+                      <w:i/>
+                    </w:rPr>
+                  </m:ctrlPr>
+                </m:sSupPr>
+                <m:e>
+                  <m:r>
+                    <w:rPr>
+                      <w:rFonts w:ascii="Cambria Math" w:eastAsia="Times New Roman" w:hAnsi="Cambria Math" w:cs="Times New Roman"/>
+                    </w:rPr>
+                    <m:t>x</m:t>
+                  </m:r>
+                </m:e>
+                <m:sup>
+                  <m:r>
+                    <w:rPr>
+                      <w:rFonts w:ascii="Cambria Math" w:eastAsia="Times New Roman" w:hAnsi="Cambria Math" w:cs="Times New Roman"/>
+                    </w:rPr>
+                    <m:t>3</m:t>
+                  </m:r>
+                </m:sup>
+              </m:sSup>
+              <m:r>
+                <w:rPr>
+                  <w:rFonts w:ascii="Cambria Math" w:eastAsia="Times New Roman" w:hAnsi="Cambria Math" w:cs="Times New Roman"/>
+                </w:rPr>
+                <m:t>+x+1</m:t>
+              </m:r>
+            </m:e>
+          </m:d>
+          <m:r>
+            <w:rPr>
+              <w:rFonts w:ascii="Cambria Math" w:eastAsia="Times New Roman" w:hAnsi="Cambria Math" w:cs="Times New Roman"/>
+            </w:rPr>
+            <m:t>=</m:t>
+          </m:r>
+          <m:sSup>
+            <m:sSupPr>
+              <m:ctrlPr>
+                <w:rPr>
+                  <w:rFonts w:ascii="Cambria Math" w:eastAsia="Times New Roman" w:hAnsi="Cambria Math" w:cs="Times New Roman"/>
+                  <w:i/>
+                  <w:highlight w:val="yellow"/>
+                </w:rPr>
+              </m:ctrlPr>
+            </m:sSupPr>
+            <m:e>
+              <m:r>
+                <w:rPr>
+                  <w:rFonts w:ascii="Cambria Math" w:eastAsia="Times New Roman" w:hAnsi="Cambria Math" w:cs="Times New Roman"/>
+                  <w:highlight w:val="yellow"/>
+                </w:rPr>
+                <m:t>x</m:t>
+              </m:r>
+            </m:e>
+            <m:sup>
+              <m:r>
+                <w:rPr>
+                  <w:rFonts w:ascii="Cambria Math" w:eastAsia="Times New Roman" w:hAnsi="Cambria Math" w:cs="Times New Roman"/>
+                  <w:highlight w:val="yellow"/>
+                </w:rPr>
+                <m:t>7</m:t>
+              </m:r>
+            </m:sup>
+          </m:sSup>
+          <m:r>
+            <w:rPr>
+              <w:rFonts w:ascii="Cambria Math" w:eastAsia="Times New Roman" w:hAnsi="Cambria Math" w:cs="Times New Roman"/>
+              <w:highlight w:val="yellow"/>
+            </w:rPr>
+            <m:t>+</m:t>
+          </m:r>
+          <m:sSup>
+            <m:sSupPr>
+              <m:ctrlPr>
+                <w:rPr>
+                  <w:rFonts w:ascii="Cambria Math" w:eastAsia="Times New Roman" w:hAnsi="Cambria Math" w:cs="Times New Roman"/>
+                  <w:i/>
+                  <w:highlight w:val="yellow"/>
+                </w:rPr>
+              </m:ctrlPr>
+            </m:sSupPr>
+            <m:e>
+              <m:r>
+                <w:rPr>
+                  <w:rFonts w:ascii="Cambria Math" w:eastAsia="Times New Roman" w:hAnsi="Cambria Math" w:cs="Times New Roman"/>
+                  <w:highlight w:val="yellow"/>
+                </w:rPr>
+                <m:t>x</m:t>
+              </m:r>
+            </m:e>
+            <m:sup>
+              <m:r>
+                <w:rPr>
+                  <w:rFonts w:ascii="Cambria Math" w:eastAsia="Times New Roman" w:hAnsi="Cambria Math" w:cs="Times New Roman"/>
+                  <w:highlight w:val="yellow"/>
+                </w:rPr>
+                <m:t>6</m:t>
+              </m:r>
+            </m:sup>
+          </m:sSup>
+          <m:r>
+            <w:rPr>
+              <w:rFonts w:ascii="Cambria Math" w:eastAsia="Times New Roman" w:hAnsi="Cambria Math" w:cs="Times New Roman"/>
+              <w:highlight w:val="yellow"/>
+            </w:rPr>
+            <m:t>+</m:t>
+          </m:r>
+          <m:sSup>
+            <m:sSupPr>
+              <m:ctrlPr>
+                <w:rPr>
+                  <w:rFonts w:ascii="Cambria Math" w:eastAsia="Times New Roman" w:hAnsi="Cambria Math" w:cs="Times New Roman"/>
+                  <w:i/>
+                  <w:highlight w:val="yellow"/>
+                </w:rPr>
+              </m:ctrlPr>
+            </m:sSupPr>
+            <m:e>
+              <m:r>
+                <w:rPr>
+                  <w:rFonts w:ascii="Cambria Math" w:eastAsia="Times New Roman" w:hAnsi="Cambria Math" w:cs="Times New Roman"/>
+                  <w:highlight w:val="yellow"/>
+                </w:rPr>
+                <m:t>x</m:t>
+              </m:r>
+            </m:e>
+            <m:sup>
+              <m:r>
+                <w:rPr>
+                  <w:rFonts w:ascii="Cambria Math" w:eastAsia="Times New Roman" w:hAnsi="Cambria Math" w:cs="Times New Roman"/>
+                  <w:highlight w:val="yellow"/>
+                </w:rPr>
+                <m:t>5</m:t>
+              </m:r>
+            </m:sup>
+          </m:sSup>
+          <m:r>
+            <w:rPr>
+              <w:rFonts w:ascii="Cambria Math" w:eastAsia="Times New Roman" w:hAnsi="Cambria Math" w:cs="Times New Roman"/>
+              <w:highlight w:val="yellow"/>
+            </w:rPr>
+            <m:t>+1</m:t>
+          </m:r>
+        </m:oMath>
+      </m:oMathPara>
+    </w:p>
+    <w:p>
+      <w:pPr>
+        <w:rPr>
+          <w:rFonts w:ascii="Times New Roman" w:eastAsia="Times New Roman" w:hAnsi="Times New Roman" w:cs="Times New Roman"/>
+        </w:rPr>
+      </w:pPr>
+    </w:p>
+    <w:p>
+      <w:pPr>
+        <w:rPr>
+          <w:rFonts w:ascii="Times New Roman" w:eastAsia="Times New Roman" w:hAnsi="Times New Roman" w:cs="Times New Roman"/>
+        </w:rPr>
+      </w:pPr>
+      <w:r>
+        <w:rPr>
+          <w:rFonts w:ascii="Times New Roman" w:eastAsia="Times New Roman" w:hAnsi="Times New Roman" w:cs="Times New Roman"/>
+        </w:rPr>
+        <w:t xml:space="preserve">A mod B = </w:t>
+      </w:r>
+    </w:p>
+    <w:p>
+      <w:pPr>
+        <w:rPr>
+          <w:rFonts w:ascii="Times New Roman" w:eastAsia="Times New Roman" w:hAnsi="Times New Roman" w:cs="Times New Roman"/>
+        </w:rPr>
+      </w:pPr>
+      <m:oMathPara>
+        <m:oMath>
+          <m:sSup>
+            <m:sSupPr>
+              <m:ctrlPr>
+                <w:rPr>
+                  <w:rFonts w:ascii="Cambria Math" w:eastAsia="Times New Roman" w:hAnsi="Cambria Math" w:cs="Times New Roman"/>
+                  <w:i/>
+                </w:rPr>
+              </m:ctrlPr>
+            </m:sSupPr>
+            <m:e>
+              <m:r>
+                <w:rPr>
+                  <w:rFonts w:ascii="Cambria Math" w:eastAsia="Times New Roman" w:hAnsi="Cambria Math" w:cs="Times New Roman"/>
+                </w:rPr>
+                <m:t>x</m:t>
+              </m:r>
+            </m:e>
+            <m:sup>
+              <m:r>
+                <w:rPr>
+                  <w:rFonts w:ascii="Cambria Math" w:eastAsia="Times New Roman" w:hAnsi="Cambria Math" w:cs="Times New Roman"/>
+                </w:rPr>
+                <m:t>7</m:t>
+              </m:r>
+            </m:sup>
+          </m:sSup>
+          <m:r>
+            <w:rPr>
+              <w:rFonts w:ascii="Cambria Math" w:eastAsia="Times New Roman" w:hAnsi="Cambria Math" w:cs="Times New Roman"/>
+            </w:rPr>
+            <m:t>+</m:t>
+          </m:r>
+          <m:sSup>
+            <m:sSupPr>
+              <m:ctrlPr>
+                <w:rPr>
+                  <w:rFonts w:ascii="Cambria Math" w:eastAsia="Times New Roman" w:hAnsi="Cambria Math" w:cs="Times New Roman"/>
+                  <w:i/>
+                </w:rPr>
+              </m:ctrlPr>
+            </m:sSupPr>
+            <m:e>
+              <m:r>
+                <w:rPr>
+                  <w:rFonts w:ascii="Cambria Math" w:eastAsia="Times New Roman" w:hAnsi="Cambria Math" w:cs="Times New Roman"/>
+                </w:rPr>
+                <m:t>x</m:t>
+              </m:r>
+            </m:e>
+            <m:sup>
+              <m:r>
+                <w:rPr>
+                  <w:rFonts w:ascii="Cambria Math" w:eastAsia="Times New Roman" w:hAnsi="Cambria Math" w:cs="Times New Roman"/>
+                </w:rPr>
+                <m:t>6</m:t>
+              </m:r>
+            </m:sup>
+          </m:sSup>
+          <m:r>
+            <w:rPr>
+              <w:rFonts w:ascii="Cambria Math" w:eastAsia="Times New Roman" w:hAnsi="Cambria Math" w:cs="Times New Roman"/>
+            </w:rPr>
+            <m:t>+</m:t>
+          </m:r>
+          <m:sSup>
+            <m:sSupPr>
+              <m:ctrlPr>
+                <w:rPr>
+                  <w:rFonts w:ascii="Cambria Math" w:eastAsia="Times New Roman" w:hAnsi="Cambria Math" w:cs="Times New Roman"/>
+                  <w:i/>
+                </w:rPr>
+              </m:ctrlPr>
+            </m:sSupPr>
+            <m:e>
+              <m:r>
+                <w:rPr>
+                  <w:rFonts w:ascii="Cambria Math" w:eastAsia="Times New Roman" w:hAnsi="Cambria Math" w:cs="Times New Roman"/>
+                </w:rPr>
+                <m:t>x</m:t>
+              </m:r>
+            </m:e>
+            <m:sup>
+              <m:r>
+                <w:rPr>
+                  <w:rFonts w:ascii="Cambria Math" w:eastAsia="Times New Roman" w:hAnsi="Cambria Math" w:cs="Times New Roman"/>
+                </w:rPr>
+                <m:t>4</m:t>
+              </m:r>
+            </m:sup>
+          </m:sSup>
+          <m:r>
+            <w:rPr>
+              <w:rFonts w:ascii="Cambria Math" w:eastAsia="Times New Roman" w:hAnsi="Cambria Math" w:cs="Times New Roman"/>
+            </w:rPr>
+            <m:t>+</m:t>
+          </m:r>
+          <m:sSup>
+            <m:sSupPr>
+              <m:ctrlPr>
+                <w:rPr>
+                  <w:rFonts w:ascii="Cambria Math" w:eastAsia="Times New Roman" w:hAnsi="Cambria Math" w:cs="Times New Roman"/>
+                  <w:i/>
+                </w:rPr>
+              </m:ctrlPr>
+            </m:sSupPr>
+            <m:e>
+              <m:r>
+                <w:rPr>
+                  <w:rFonts w:ascii="Cambria Math" w:eastAsia="Times New Roman" w:hAnsi="Cambria Math" w:cs="Times New Roman"/>
+                </w:rPr>
+                <m:t>x</m:t>
+              </m:r>
+            </m:e>
+            <m:sup>
+              <m:r>
+                <w:rPr>
+                  <w:rFonts w:ascii="Cambria Math" w:eastAsia="Times New Roman" w:hAnsi="Cambria Math" w:cs="Times New Roman"/>
+                </w:rPr>
+                <m:t>2</m:t>
+              </m:r>
+            </m:sup>
+          </m:sSup>
+          <m:r>
+            <w:rPr>
+              <w:rFonts w:ascii="Cambria Math" w:eastAsia="Times New Roman" w:hAnsi="Cambria Math" w:cs="Times New Roman"/>
+            </w:rPr>
+            <m:t>+1 mod (</m:t>
+          </m:r>
+          <m:sSup>
+            <m:sSupPr>
+              <m:ctrlPr>
+                <w:rPr>
+                  <w:rFonts w:ascii="Cambria Math" w:eastAsia="Times New Roman" w:hAnsi="Cambria Math" w:cs="Times New Roman"/>
+                  <w:i/>
+                </w:rPr>
+              </m:ctrlPr>
+            </m:sSupPr>
+            <m:e>
+              <m:r>
+                <w:rPr>
+                  <w:rFonts w:ascii="Cambria Math" w:eastAsia="Times New Roman" w:hAnsi="Cambria Math" w:cs="Times New Roman"/>
+                </w:rPr>
+                <m:t>x</m:t>
+              </m:r>
+            </m:e>
+            <m:sup>
+              <m:r>
+                <w:rPr>
+                  <w:rFonts w:ascii="Cambria Math" w:eastAsia="Times New Roman" w:hAnsi="Cambria Math" w:cs="Times New Roman"/>
+                </w:rPr>
+                <m:t>6</m:t>
+              </m:r>
+            </m:sup>
+          </m:sSup>
+          <m:r>
+            <w:rPr>
+              <w:rFonts w:ascii="Cambria Math" w:eastAsia="Times New Roman" w:hAnsi="Cambria Math" w:cs="Times New Roman"/>
+            </w:rPr>
+            <m:t>+</m:t>
+          </m:r>
+          <m:sSup>
+            <m:sSupPr>
+              <m:ctrlPr>
+                <w:rPr>
+                  <w:rFonts w:ascii="Cambria Math" w:eastAsia="Times New Roman" w:hAnsi="Cambria Math" w:cs="Times New Roman"/>
+                  <w:i/>
+                </w:rPr>
+              </m:ctrlPr>
+            </m:sSupPr>
+            <m:e>
+              <m:r>
+                <w:rPr>
+                  <w:rFonts w:ascii="Cambria Math" w:eastAsia="Times New Roman" w:hAnsi="Cambria Math" w:cs="Times New Roman"/>
+                </w:rPr>
+                <m:t>x</m:t>
+              </m:r>
+            </m:e>
+            <m:sup>
+              <m:r>
+                <w:rPr>
+                  <w:rFonts w:ascii="Cambria Math" w:eastAsia="Times New Roman" w:hAnsi="Cambria Math" w:cs="Times New Roman"/>
+                </w:rPr>
+                <m:t>5</m:t>
+              </m:r>
+            </m:sup>
+          </m:sSup>
+          <m:r>
+            <w:rPr>
+              <w:rFonts w:ascii="Cambria Math" w:eastAsia="Times New Roman" w:hAnsi="Cambria Math" w:cs="Times New Roman"/>
+            </w:rPr>
+            <m:t>+1)</m:t>
+          </m:r>
+        </m:oMath>
+      </m:oMathPara>
+    </w:p>
+    <w:p>
+      <w:pPr>
+        <w:rPr>
+          <w:rFonts w:ascii="Times New Roman" w:eastAsia="Times New Roman" w:hAnsi="Times New Roman" w:cs="Times New Roman"/>
+        </w:rPr>
+      </w:pPr>
+    </w:p>
+    <w:p>
+      <w:pPr>
+        <w:rPr>
+          <w:rFonts w:ascii="Times New Roman" w:eastAsia="Times New Roman" w:hAnsi="Times New Roman" w:cs="Times New Roman"/>
+        </w:rPr>
+      </w:pPr>
+      <m:oMathPara>
+        <m:oMath>
+          <m:sSup>
+            <m:sSupPr>
+              <m:ctrlPr>
+                <w:rPr>
+                  <w:rFonts w:ascii="Cambria Math" w:eastAsia="Times New Roman" w:hAnsi="Cambria Math" w:cs="Times New Roman"/>
+                  <w:i/>
+                </w:rPr>
+              </m:ctrlPr>
+            </m:sSupPr>
+            <m:e>
+              <m:r>
+                <w:rPr>
+                  <w:rFonts w:ascii="Cambria Math" w:eastAsia="Times New Roman" w:hAnsi="Cambria Math" w:cs="Times New Roman"/>
+                </w:rPr>
+                <m:t>x</m:t>
+              </m:r>
+            </m:e>
+            <m:sup>
+              <m:r>
+                <w:rPr>
+                  <w:rFonts w:ascii="Cambria Math" w:eastAsia="Times New Roman" w:hAnsi="Cambria Math" w:cs="Times New Roman"/>
+                </w:rPr>
+                <m:t>6</m:t>
+              </m:r>
+            </m:sup>
+          </m:sSup>
+          <m:r>
+            <w:rPr>
+              <w:rFonts w:ascii="Cambria Math" w:eastAsia="Times New Roman" w:hAnsi="Cambria Math" w:cs="Times New Roman"/>
+            </w:rPr>
+            <m:t>+</m:t>
+          </m:r>
+          <m:sSup>
+            <m:sSupPr>
+              <m:ctrlPr>
+                <w:rPr>
+                  <w:rFonts w:ascii="Cambria Math" w:eastAsia="Times New Roman" w:hAnsi="Cambria Math" w:cs="Times New Roman"/>
+                  <w:i/>
+                </w:rPr>
+              </m:ctrlPr>
+            </m:sSupPr>
+            <m:e>
+              <m:r>
+                <w:rPr>
+                  <w:rFonts w:ascii="Cambria Math" w:eastAsia="Times New Roman" w:hAnsi="Cambria Math" w:cs="Times New Roman"/>
+                </w:rPr>
+                <m:t>x</m:t>
+              </m:r>
+            </m:e>
+            <m:sup>
+              <m:r>
+                <w:rPr>
+                  <w:rFonts w:ascii="Cambria Math" w:eastAsia="Times New Roman" w:hAnsi="Cambria Math" w:cs="Times New Roman"/>
+                </w:rPr>
                 <m:t>5</m:t>
               </m:r>
             </m:sup>
@@ -2092,7 +3110,7 @@
             <w:rPr>
               <w:rFonts w:ascii="Cambria Math" w:eastAsia="Times New Roman" w:hAnsi="Cambria Math" w:cs="Times New Roman"/>
             </w:rPr>
-            <m:t>+</m:t>
+            <m:t>=</m:t>
           </m:r>
           <m:sSup>
             <m:sSupPr>
@@ -2116,7 +3134,7 @@
                 <w:rPr>
                   <w:rFonts w:ascii="Cambria Math" w:eastAsia="Times New Roman" w:hAnsi="Cambria Math" w:cs="Times New Roman"/>
                 </w:rPr>
-                <m:t>4</m:t>
+                <m:t>7</m:t>
               </m:r>
             </m:sup>
           </m:sSup>
@@ -2148,7 +3166,7 @@
                 <w:rPr>
                   <w:rFonts w:ascii="Cambria Math" w:eastAsia="Times New Roman" w:hAnsi="Cambria Math" w:cs="Times New Roman"/>
                 </w:rPr>
-                <m:t>2</m:t>
+                <m:t>6</m:t>
               </m:r>
             </m:sup>
           </m:sSup>
@@ -2156,42 +3174,254 @@
             <w:rPr>
               <w:rFonts w:ascii="Cambria Math" w:eastAsia="Times New Roman" w:hAnsi="Cambria Math" w:cs="Times New Roman"/>
             </w:rPr>
-            <m:t>-x+1</m:t>
+            <m:t>+x+</m:t>
+          </m:r>
+          <m:d>
+            <m:dPr>
+              <m:ctrlPr>
+                <w:rPr>
+                  <w:rFonts w:ascii="Cambria Math" w:eastAsia="Times New Roman" w:hAnsi="Cambria Math" w:cs="Times New Roman"/>
+                  <w:i/>
+                </w:rPr>
+              </m:ctrlPr>
+            </m:dPr>
+            <m:e>
+              <m:sSup>
+                <m:sSupPr>
+                  <m:ctrlPr>
+                    <w:rPr>
+                      <w:rFonts w:ascii="Cambria Math" w:eastAsia="Times New Roman" w:hAnsi="Cambria Math" w:cs="Times New Roman"/>
+                      <w:i/>
+                      <w:highlight w:val="yellow"/>
+                    </w:rPr>
+                  </m:ctrlPr>
+                </m:sSupPr>
+                <m:e>
+                  <m:r>
+                    <w:rPr>
+                      <w:rFonts w:ascii="Cambria Math" w:eastAsia="Times New Roman" w:hAnsi="Cambria Math" w:cs="Times New Roman"/>
+                      <w:highlight w:val="yellow"/>
+                    </w:rPr>
+                    <m:t>x</m:t>
+                  </m:r>
+                </m:e>
+                <m:sup>
+                  <m:r>
+                    <w:rPr>
+                      <w:rFonts w:ascii="Cambria Math" w:eastAsia="Times New Roman" w:hAnsi="Cambria Math" w:cs="Times New Roman"/>
+                      <w:highlight w:val="yellow"/>
+                    </w:rPr>
+                    <m:t>4</m:t>
+                  </m:r>
+                </m:sup>
+              </m:sSup>
+              <m:r>
+                <w:rPr>
+                  <w:rFonts w:ascii="Cambria Math" w:eastAsia="Times New Roman" w:hAnsi="Cambria Math" w:cs="Times New Roman"/>
+                  <w:highlight w:val="yellow"/>
+                </w:rPr>
+                <m:t>+</m:t>
+              </m:r>
+              <m:sSup>
+                <m:sSupPr>
+                  <m:ctrlPr>
+                    <w:rPr>
+                      <w:rFonts w:ascii="Cambria Math" w:eastAsia="Times New Roman" w:hAnsi="Cambria Math" w:cs="Times New Roman"/>
+                      <w:i/>
+                      <w:highlight w:val="yellow"/>
+                    </w:rPr>
+                  </m:ctrlPr>
+                </m:sSupPr>
+                <m:e>
+                  <m:r>
+                    <w:rPr>
+                      <w:rFonts w:ascii="Cambria Math" w:eastAsia="Times New Roman" w:hAnsi="Cambria Math" w:cs="Times New Roman"/>
+                      <w:highlight w:val="yellow"/>
+                    </w:rPr>
+                    <m:t>x</m:t>
+                  </m:r>
+                </m:e>
+                <m:sup>
+                  <m:r>
+                    <w:rPr>
+                      <w:rFonts w:ascii="Cambria Math" w:eastAsia="Times New Roman" w:hAnsi="Cambria Math" w:cs="Times New Roman"/>
+                      <w:highlight w:val="yellow"/>
+                    </w:rPr>
+                    <m:t>2</m:t>
+                  </m:r>
+                </m:sup>
+              </m:sSup>
+              <m:r>
+                <w:rPr>
+                  <w:rFonts w:ascii="Cambria Math" w:eastAsia="Times New Roman" w:hAnsi="Cambria Math" w:cs="Times New Roman"/>
+                  <w:highlight w:val="yellow"/>
+                </w:rPr>
+                <m:t>+x+1</m:t>
+              </m:r>
+            </m:e>
+          </m:d>
+          <m:r>
+            <w:rPr>
+              <w:rFonts w:ascii="Cambria Math" w:eastAsia="Times New Roman" w:hAnsi="Cambria Math" w:cs="Times New Roman"/>
+            </w:rPr>
+            <m:t>=</m:t>
+          </m:r>
+          <m:sSup>
+            <m:sSupPr>
+              <m:ctrlPr>
+                <w:rPr>
+                  <w:rFonts w:ascii="Cambria Math" w:eastAsia="Times New Roman" w:hAnsi="Cambria Math" w:cs="Times New Roman"/>
+                  <w:i/>
+                </w:rPr>
+              </m:ctrlPr>
+            </m:sSupPr>
+            <m:e>
+              <m:r>
+                <w:rPr>
+                  <w:rFonts w:ascii="Cambria Math" w:eastAsia="Times New Roman" w:hAnsi="Cambria Math" w:cs="Times New Roman"/>
+                </w:rPr>
+                <m:t>x</m:t>
+              </m:r>
+            </m:e>
+            <m:sup>
+              <m:r>
+                <w:rPr>
+                  <w:rFonts w:ascii="Cambria Math" w:eastAsia="Times New Roman" w:hAnsi="Cambria Math" w:cs="Times New Roman"/>
+                </w:rPr>
+                <m:t>7</m:t>
+              </m:r>
+            </m:sup>
+          </m:sSup>
+          <m:r>
+            <w:rPr>
+              <w:rFonts w:ascii="Cambria Math" w:eastAsia="Times New Roman" w:hAnsi="Cambria Math" w:cs="Times New Roman"/>
+            </w:rPr>
+            <m:t>+</m:t>
+          </m:r>
+          <m:sSup>
+            <m:sSupPr>
+              <m:ctrlPr>
+                <w:rPr>
+                  <w:rFonts w:ascii="Cambria Math" w:eastAsia="Times New Roman" w:hAnsi="Cambria Math" w:cs="Times New Roman"/>
+                  <w:i/>
+                </w:rPr>
+              </m:ctrlPr>
+            </m:sSupPr>
+            <m:e>
+              <m:r>
+                <w:rPr>
+                  <w:rFonts w:ascii="Cambria Math" w:eastAsia="Times New Roman" w:hAnsi="Cambria Math" w:cs="Times New Roman"/>
+                </w:rPr>
+                <m:t>x</m:t>
+              </m:r>
+            </m:e>
+            <m:sup>
+              <m:r>
+                <w:rPr>
+                  <w:rFonts w:ascii="Cambria Math" w:eastAsia="Times New Roman" w:hAnsi="Cambria Math" w:cs="Times New Roman"/>
+                </w:rPr>
+                <m:t>6</m:t>
+              </m:r>
+            </m:sup>
+          </m:sSup>
+          <m:r>
+            <w:rPr>
+              <w:rFonts w:ascii="Cambria Math" w:eastAsia="Times New Roman" w:hAnsi="Cambria Math" w:cs="Times New Roman"/>
+            </w:rPr>
+            <m:t>+</m:t>
+          </m:r>
+          <m:sSup>
+            <m:sSupPr>
+              <m:ctrlPr>
+                <w:rPr>
+                  <w:rFonts w:ascii="Cambria Math" w:eastAsia="Times New Roman" w:hAnsi="Cambria Math" w:cs="Times New Roman"/>
+                  <w:i/>
+                </w:rPr>
+              </m:ctrlPr>
+            </m:sSupPr>
+            <m:e>
+              <m:r>
+                <w:rPr>
+                  <w:rFonts w:ascii="Cambria Math" w:eastAsia="Times New Roman" w:hAnsi="Cambria Math" w:cs="Times New Roman"/>
+                </w:rPr>
+                <m:t>x</m:t>
+              </m:r>
+            </m:e>
+            <m:sup>
+              <m:r>
+                <w:rPr>
+                  <w:rFonts w:ascii="Cambria Math" w:eastAsia="Times New Roman" w:hAnsi="Cambria Math" w:cs="Times New Roman"/>
+                </w:rPr>
+                <m:t>4</m:t>
+              </m:r>
+            </m:sup>
+          </m:sSup>
+          <m:r>
+            <w:rPr>
+              <w:rFonts w:ascii="Cambria Math" w:eastAsia="Times New Roman" w:hAnsi="Cambria Math" w:cs="Times New Roman"/>
+            </w:rPr>
+            <m:t>+</m:t>
+          </m:r>
+          <m:sSup>
+            <m:sSupPr>
+              <m:ctrlPr>
+                <w:rPr>
+                  <w:rFonts w:ascii="Cambria Math" w:eastAsia="Times New Roman" w:hAnsi="Cambria Math" w:cs="Times New Roman"/>
+                  <w:i/>
+                </w:rPr>
+              </m:ctrlPr>
+            </m:sSupPr>
+            <m:e>
+              <m:r>
+                <w:rPr>
+                  <w:rFonts w:ascii="Cambria Math" w:eastAsia="Times New Roman" w:hAnsi="Cambria Math" w:cs="Times New Roman"/>
+                </w:rPr>
+                <m:t>x</m:t>
+              </m:r>
+            </m:e>
+            <m:sup>
+              <m:r>
+                <w:rPr>
+                  <w:rFonts w:ascii="Cambria Math" w:eastAsia="Times New Roman" w:hAnsi="Cambria Math" w:cs="Times New Roman"/>
+                </w:rPr>
+                <m:t>2</m:t>
+              </m:r>
+            </m:sup>
+          </m:sSup>
+          <m:r>
+            <w:rPr>
+              <w:rFonts w:ascii="Cambria Math" w:eastAsia="Times New Roman" w:hAnsi="Cambria Math" w:cs="Times New Roman"/>
+            </w:rPr>
+            <m:t>+1</m:t>
           </m:r>
         </m:oMath>
       </m:oMathPara>
     </w:p>
     <w:p>
       <w:pPr>
-        <w:rPr>
-          <w:rFonts w:ascii="Times New Roman" w:eastAsia="Times New Roman" w:hAnsi="Times New Roman" w:cs="Times New Roman"/>
-        </w:rPr>
-      </w:pPr>
-    </w:p>
-    <w:p>
-      <w:pPr>
-        <w:rPr>
-          <w:rFonts w:ascii="Times New Roman" w:eastAsia="Times New Roman" w:hAnsi="Times New Roman" w:cs="Times New Roman"/>
-        </w:rPr>
-      </w:pPr>
-    </w:p>
-    <w:p>
-      <w:pPr>
-        <w:rPr>
-          <w:rFonts w:ascii="Times New Roman" w:eastAsia="Times New Roman" w:hAnsi="Times New Roman" w:cs="Times New Roman"/>
-        </w:rPr>
-      </w:pPr>
-    </w:p>
-    <w:p>
-      <w:pPr>
-        <w:rPr>
-          <w:rFonts w:ascii="Times New Roman" w:eastAsia="Times New Roman" w:hAnsi="Times New Roman" w:cs="Times New Roman"/>
-        </w:rPr>
-      </w:pPr>
-      <w:r>
-        <w:rPr>
-          <w:rFonts w:ascii="Times New Roman" w:eastAsia="Times New Roman" w:hAnsi="Times New Roman" w:cs="Times New Roman"/>
-        </w:rPr>
+        <w:widowControl/>
+        <w:rPr>
+          <w:rFonts w:ascii="Times New Roman" w:eastAsia="Times New Roman" w:hAnsi="Times New Roman" w:cs="Times New Roman"/>
+        </w:rPr>
+      </w:pPr>
+      <w:r>
+        <w:rPr>
+          <w:rFonts w:ascii="Times New Roman" w:eastAsia="Times New Roman" w:hAnsi="Times New Roman" w:cs="Times New Roman"/>
+        </w:rPr>
+        <w:br w:type="page"/>
+      </w:r>
+    </w:p>
+    <w:p>
+      <w:pPr>
+        <w:rPr>
+          <w:rFonts w:ascii="Times New Roman" w:eastAsia="Times New Roman" w:hAnsi="Times New Roman" w:cs="Times New Roman"/>
+        </w:rPr>
+      </w:pPr>
+      <w:r>
+        <w:rPr>
+          <w:rFonts w:ascii="Times New Roman" w:eastAsia="Times New Roman" w:hAnsi="Times New Roman" w:cs="Times New Roman"/>
+        </w:rPr>
+        <w:lastRenderedPageBreak/>
         <w:t>2*</w:t>
       </w:r>
       <w:r>
@@ -2238,8 +3468,6 @@
       <w:pPr>
         <w:rPr>
           <w:rFonts w:ascii="Times New Roman" w:eastAsia="Times New Roman" w:hAnsi="Times New Roman" w:cs="Times New Roman"/>
-          <w:b/>
-          <w:bCs/>
         </w:rPr>
       </w:pPr>
       <m:oMathPara>
@@ -2380,6 +3608,12 @@
               <w:rFonts w:ascii="Cambria Math" w:eastAsia="Times New Roman" w:hAnsi="Cambria Math" w:cs="Times New Roman"/>
             </w:rPr>
             <m:t>+2</m:t>
+          </m:r>
+          <m:r>
+            <w:rPr>
+              <w:rFonts w:ascii="Cambria Math" w:eastAsia="Times New Roman" w:hAnsi="Cambria Math" w:cs="Times New Roman"/>
+            </w:rPr>
+            <m:t>=0</m:t>
           </m:r>
           <m:r>
             <m:rPr>
@@ -2463,64 +3697,43 @@
             <m:t>+3</m:t>
           </m:r>
           <m:r>
-            <m:rPr>
-              <m:sty m:val="p"/>
-            </m:rPr>
             <w:rPr>
               <w:rFonts w:ascii="Cambria Math" w:eastAsia="Times New Roman" w:hAnsi="Cambria Math" w:cs="Times New Roman"/>
             </w:rPr>
-            <w:br/>
+            <m:t>=</m:t>
           </m:r>
-        </m:oMath>
-        <m:oMath>
-          <m:d>
-            <m:dPr>
+          <m:sSup>
+            <m:sSupPr>
               <m:ctrlPr>
                 <w:rPr>
                   <w:rFonts w:ascii="Cambria Math" w:eastAsia="Times New Roman" w:hAnsi="Cambria Math" w:cs="Times New Roman"/>
                   <w:i/>
                 </w:rPr>
               </m:ctrlPr>
-            </m:dPr>
+            </m:sSupPr>
             <m:e>
               <m:r>
                 <w:rPr>
                   <w:rFonts w:ascii="Cambria Math" w:eastAsia="Times New Roman" w:hAnsi="Cambria Math" w:cs="Times New Roman"/>
                 </w:rPr>
-                <m:t>A*B</m:t>
+                <m:t>x</m:t>
               </m:r>
             </m:e>
-          </m:d>
+            <m:sup>
+              <m:r>
+                <w:rPr>
+                  <w:rFonts w:ascii="Cambria Math" w:eastAsia="Times New Roman" w:hAnsi="Cambria Math" w:cs="Times New Roman"/>
+                </w:rPr>
+                <m:t>6</m:t>
+              </m:r>
+            </m:sup>
+          </m:sSup>
           <m:r>
             <w:rPr>
               <w:rFonts w:ascii="Cambria Math" w:eastAsia="Times New Roman" w:hAnsi="Cambria Math" w:cs="Times New Roman"/>
             </w:rPr>
             <m:t>+</m:t>
           </m:r>
-          <m:d>
-            <m:dPr>
-              <m:ctrlPr>
-                <w:rPr>
-                  <w:rFonts w:ascii="Cambria Math" w:eastAsia="Times New Roman" w:hAnsi="Cambria Math" w:cs="Times New Roman"/>
-                  <w:i/>
-                </w:rPr>
-              </m:ctrlPr>
-            </m:dPr>
-            <m:e>
-              <m:r>
-                <w:rPr>
-                  <w:rFonts w:ascii="Cambria Math" w:eastAsia="Times New Roman" w:hAnsi="Cambria Math" w:cs="Times New Roman"/>
-                </w:rPr>
-                <m:t>A+B</m:t>
-              </m:r>
-            </m:e>
-          </m:d>
-          <m:r>
-            <w:rPr>
-              <w:rFonts w:ascii="Cambria Math" w:eastAsia="Times New Roman" w:hAnsi="Cambria Math" w:cs="Times New Roman"/>
-            </w:rPr>
-            <m:t>=2</m:t>
-          </m:r>
           <m:sSup>
             <m:sSupPr>
               <m:ctrlPr>
@@ -2543,7 +3756,7 @@
                 <w:rPr>
                   <w:rFonts w:ascii="Cambria Math" w:eastAsia="Times New Roman" w:hAnsi="Cambria Math" w:cs="Times New Roman"/>
                 </w:rPr>
-                <m:t>7</m:t>
+                <m:t>5</m:t>
               </m:r>
             </m:sup>
           </m:sSup>
@@ -2551,7 +3764,24 @@
             <w:rPr>
               <w:rFonts w:ascii="Cambria Math" w:eastAsia="Times New Roman" w:hAnsi="Cambria Math" w:cs="Times New Roman"/>
             </w:rPr>
-            <m:t>+5</m:t>
+            <m:t>+1</m:t>
+          </m:r>
+        </m:oMath>
+      </m:oMathPara>
+    </w:p>
+    <w:p>
+      <w:pPr>
+        <w:rPr>
+          <w:rFonts w:ascii="Times New Roman" w:eastAsia="Times New Roman" w:hAnsi="Times New Roman" w:cs="Times New Roman"/>
+        </w:rPr>
+      </w:pPr>
+      <m:oMathPara>
+        <m:oMath>
+          <m:r>
+            <w:rPr>
+              <w:rFonts w:ascii="Cambria Math" w:eastAsia="Times New Roman" w:hAnsi="Cambria Math" w:cs="Times New Roman"/>
+            </w:rPr>
+            <m:t>2A+3B=</m:t>
           </m:r>
           <m:sSup>
             <m:sSupPr>
@@ -2576,6 +3806,38 @@
                   <w:rFonts w:ascii="Cambria Math" w:eastAsia="Times New Roman" w:hAnsi="Cambria Math" w:cs="Times New Roman"/>
                 </w:rPr>
                 <m:t>6</m:t>
+              </m:r>
+            </m:sup>
+          </m:sSup>
+          <m:r>
+            <w:rPr>
+              <w:rFonts w:ascii="Cambria Math" w:eastAsia="Times New Roman" w:hAnsi="Cambria Math" w:cs="Times New Roman"/>
+            </w:rPr>
+            <m:t>+</m:t>
+          </m:r>
+          <m:sSup>
+            <m:sSupPr>
+              <m:ctrlPr>
+                <w:rPr>
+                  <w:rFonts w:ascii="Cambria Math" w:eastAsia="Times New Roman" w:hAnsi="Cambria Math" w:cs="Times New Roman"/>
+                  <w:i/>
+                </w:rPr>
+              </m:ctrlPr>
+            </m:sSupPr>
+            <m:e>
+              <m:r>
+                <w:rPr>
+                  <w:rFonts w:ascii="Cambria Math" w:eastAsia="Times New Roman" w:hAnsi="Cambria Math" w:cs="Times New Roman"/>
+                </w:rPr>
+                <m:t>x</m:t>
+              </m:r>
+            </m:e>
+            <m:sup>
+              <m:r>
+                <w:rPr>
+                  <w:rFonts w:ascii="Cambria Math" w:eastAsia="Times New Roman" w:hAnsi="Cambria Math" w:cs="Times New Roman"/>
+                </w:rPr>
+                <m:t>5</m:t>
               </m:r>
             </m:sup>
           </m:sSup>
@@ -2585,112 +3847,16 @@
             </w:rPr>
             <m:t>+3</m:t>
           </m:r>
-          <m:sSup>
-            <m:sSupPr>
-              <m:ctrlPr>
-                <w:rPr>
-                  <w:rFonts w:ascii="Cambria Math" w:eastAsia="Times New Roman" w:hAnsi="Cambria Math" w:cs="Times New Roman"/>
-                  <w:i/>
-                </w:rPr>
-              </m:ctrlPr>
-            </m:sSupPr>
-            <m:e>
-              <m:r>
-                <w:rPr>
-                  <w:rFonts w:ascii="Cambria Math" w:eastAsia="Times New Roman" w:hAnsi="Cambria Math" w:cs="Times New Roman"/>
-                </w:rPr>
-                <m:t>x</m:t>
-              </m:r>
-            </m:e>
-            <m:sup>
-              <m:r>
-                <w:rPr>
-                  <w:rFonts w:ascii="Cambria Math" w:eastAsia="Times New Roman" w:hAnsi="Cambria Math" w:cs="Times New Roman"/>
-                </w:rPr>
-                <m:t>5</m:t>
-              </m:r>
-            </m:sup>
-          </m:sSup>
-          <m:r>
-            <w:rPr>
-              <w:rFonts w:ascii="Cambria Math" w:eastAsia="Times New Roman" w:hAnsi="Cambria Math" w:cs="Times New Roman"/>
-            </w:rPr>
-            <m:t>+2</m:t>
-          </m:r>
-          <m:sSup>
-            <m:sSupPr>
-              <m:ctrlPr>
-                <w:rPr>
-                  <w:rFonts w:ascii="Cambria Math" w:eastAsia="Times New Roman" w:hAnsi="Cambria Math" w:cs="Times New Roman"/>
-                  <w:i/>
-                </w:rPr>
-              </m:ctrlPr>
-            </m:sSupPr>
-            <m:e>
-              <m:r>
-                <w:rPr>
-                  <w:rFonts w:ascii="Cambria Math" w:eastAsia="Times New Roman" w:hAnsi="Cambria Math" w:cs="Times New Roman"/>
-                </w:rPr>
-                <m:t>x</m:t>
-              </m:r>
-            </m:e>
-            <m:sup>
-              <m:r>
-                <w:rPr>
-                  <w:rFonts w:ascii="Cambria Math" w:eastAsia="Times New Roman" w:hAnsi="Cambria Math" w:cs="Times New Roman"/>
-                </w:rPr>
-                <m:t>4</m:t>
-              </m:r>
-            </m:sup>
-          </m:sSup>
-          <m:r>
-            <w:rPr>
-              <w:rFonts w:ascii="Cambria Math" w:eastAsia="Times New Roman" w:hAnsi="Cambria Math" w:cs="Times New Roman"/>
-            </w:rPr>
-            <m:t>+2</m:t>
-          </m:r>
-          <m:sSup>
-            <m:sSupPr>
-              <m:ctrlPr>
-                <w:rPr>
-                  <w:rFonts w:ascii="Cambria Math" w:eastAsia="Times New Roman" w:hAnsi="Cambria Math" w:cs="Times New Roman"/>
-                  <w:i/>
-                </w:rPr>
-              </m:ctrlPr>
-            </m:sSupPr>
-            <m:e>
-              <m:r>
-                <w:rPr>
-                  <w:rFonts w:ascii="Cambria Math" w:eastAsia="Times New Roman" w:hAnsi="Cambria Math" w:cs="Times New Roman"/>
-                </w:rPr>
-                <m:t>x</m:t>
-              </m:r>
-            </m:e>
-            <m:sup>
-              <m:r>
-                <w:rPr>
-                  <w:rFonts w:ascii="Cambria Math" w:eastAsia="Times New Roman" w:hAnsi="Cambria Math" w:cs="Times New Roman"/>
-                </w:rPr>
-                <m:t>2</m:t>
-              </m:r>
-            </m:sup>
-          </m:sSup>
-          <m:r>
-            <w:rPr>
-              <w:rFonts w:ascii="Cambria Math" w:eastAsia="Times New Roman" w:hAnsi="Cambria Math" w:cs="Times New Roman"/>
-            </w:rPr>
-            <m:t>+5</m:t>
-          </m:r>
-          <m:r>
-            <m:rPr>
-              <m:sty m:val="p"/>
-            </m:rPr>
-            <w:rPr>
-              <w:rFonts w:ascii="Cambria Math" w:eastAsia="Times New Roman" w:hAnsi="Cambria Math" w:cs="Times New Roman"/>
-            </w:rPr>
-            <w:br/>
-          </m:r>
         </m:oMath>
+      </m:oMathPara>
+    </w:p>
+    <w:p>
+      <w:pPr>
+        <w:rPr>
+          <w:rFonts w:ascii="Times New Roman" w:eastAsia="Times New Roman" w:hAnsi="Times New Roman" w:cs="Times New Roman"/>
+        </w:rPr>
+      </w:pPr>
+      <m:oMathPara>
         <m:oMath>
           <m:r>
             <w:rPr>
@@ -2713,30 +3879,6 @@
                   <w:rFonts w:ascii="Cambria Math" w:eastAsia="Times New Roman" w:hAnsi="Cambria Math" w:cs="Times New Roman"/>
                 </w:rPr>
                 <m:t>A*B</m:t>
-              </m:r>
-            </m:e>
-          </m:d>
-          <m:r>
-            <w:rPr>
-              <w:rFonts w:ascii="Cambria Math" w:eastAsia="Times New Roman" w:hAnsi="Cambria Math" w:cs="Times New Roman"/>
-            </w:rPr>
-            <m:t>+</m:t>
-          </m:r>
-          <m:d>
-            <m:dPr>
-              <m:ctrlPr>
-                <w:rPr>
-                  <w:rFonts w:ascii="Cambria Math" w:eastAsia="Times New Roman" w:hAnsi="Cambria Math" w:cs="Times New Roman"/>
-                  <w:i/>
-                </w:rPr>
-              </m:ctrlPr>
-            </m:dPr>
-            <m:e>
-              <m:r>
-                <w:rPr>
-                  <w:rFonts w:ascii="Cambria Math" w:eastAsia="Times New Roman" w:hAnsi="Cambria Math" w:cs="Times New Roman"/>
-                </w:rPr>
-                <m:t>A+B</m:t>
               </m:r>
             </m:e>
           </m:d>
@@ -2768,39 +3910,7 @@
                 <w:rPr>
                   <w:rFonts w:ascii="Cambria Math" w:eastAsia="Times New Roman" w:hAnsi="Cambria Math" w:cs="Times New Roman"/>
                 </w:rPr>
-                <m:t>13</m:t>
-              </m:r>
-            </m:sup>
-          </m:sSup>
-          <m:r>
-            <w:rPr>
-              <w:rFonts w:ascii="Cambria Math" w:eastAsia="Times New Roman" w:hAnsi="Cambria Math" w:cs="Times New Roman"/>
-            </w:rPr>
-            <m:t>+2</m:t>
-          </m:r>
-          <m:sSup>
-            <m:sSupPr>
-              <m:ctrlPr>
-                <w:rPr>
-                  <w:rFonts w:ascii="Cambria Math" w:eastAsia="Times New Roman" w:hAnsi="Cambria Math" w:cs="Times New Roman"/>
-                  <w:i/>
-                </w:rPr>
-              </m:ctrlPr>
-            </m:sSupPr>
-            <m:e>
-              <m:r>
-                <w:rPr>
-                  <w:rFonts w:ascii="Cambria Math" w:eastAsia="Times New Roman" w:hAnsi="Cambria Math" w:cs="Times New Roman"/>
-                </w:rPr>
-                <m:t>x</m:t>
-              </m:r>
-            </m:e>
-            <m:sup>
-              <m:r>
-                <w:rPr>
-                  <w:rFonts w:ascii="Cambria Math" w:eastAsia="Times New Roman" w:hAnsi="Cambria Math" w:cs="Times New Roman"/>
-                </w:rPr>
-                <m:t>12</m:t>
+                <m:t>6</m:t>
               </m:r>
             </m:sup>
           </m:sSup>
@@ -2832,7 +3942,39 @@
                 <w:rPr>
                   <w:rFonts w:ascii="Cambria Math" w:eastAsia="Times New Roman" w:hAnsi="Cambria Math" w:cs="Times New Roman"/>
                 </w:rPr>
-                <m:t>11</m:t>
+                <m:t>5</m:t>
+              </m:r>
+            </m:sup>
+          </m:sSup>
+          <m:r>
+            <w:rPr>
+              <w:rFonts w:ascii="Cambria Math" w:eastAsia="Times New Roman" w:hAnsi="Cambria Math" w:cs="Times New Roman"/>
+            </w:rPr>
+            <m:t>+3+</m:t>
+          </m:r>
+          <m:sSup>
+            <m:sSupPr>
+              <m:ctrlPr>
+                <w:rPr>
+                  <w:rFonts w:ascii="Cambria Math" w:eastAsia="Times New Roman" w:hAnsi="Cambria Math" w:cs="Times New Roman"/>
+                  <w:i/>
+                </w:rPr>
+              </m:ctrlPr>
+            </m:sSupPr>
+            <m:e>
+              <m:r>
+                <w:rPr>
+                  <w:rFonts w:ascii="Cambria Math" w:eastAsia="Times New Roman" w:hAnsi="Cambria Math" w:cs="Times New Roman"/>
+                </w:rPr>
+                <m:t>x</m:t>
+              </m:r>
+            </m:e>
+            <m:sup>
+              <m:r>
+                <w:rPr>
+                  <w:rFonts w:ascii="Cambria Math" w:eastAsia="Times New Roman" w:hAnsi="Cambria Math" w:cs="Times New Roman"/>
+                </w:rPr>
+                <m:t>7</m:t>
               </m:r>
             </m:sup>
           </m:sSup>
@@ -2864,7 +4006,7 @@
                 <w:rPr>
                   <w:rFonts w:ascii="Cambria Math" w:eastAsia="Times New Roman" w:hAnsi="Cambria Math" w:cs="Times New Roman"/>
                 </w:rPr>
-                <m:t>10</m:t>
+                <m:t>6</m:t>
               </m:r>
             </m:sup>
           </m:sSup>
@@ -2896,7 +4038,7 @@
                 <w:rPr>
                   <w:rFonts w:ascii="Cambria Math" w:eastAsia="Times New Roman" w:hAnsi="Cambria Math" w:cs="Times New Roman"/>
                 </w:rPr>
-                <m:t>9</m:t>
+                <m:t>5</m:t>
               </m:r>
             </m:sup>
           </m:sSup>
@@ -2904,7 +4046,7 @@
             <w:rPr>
               <w:rFonts w:ascii="Cambria Math" w:eastAsia="Times New Roman" w:hAnsi="Cambria Math" w:cs="Times New Roman"/>
             </w:rPr>
-            <m:t>+</m:t>
+            <m:t xml:space="preserve">+1= </m:t>
           </m:r>
           <m:sSup>
             <m:sSupPr>
@@ -2928,16 +4070,23 @@
                 <w:rPr>
                   <w:rFonts w:ascii="Cambria Math" w:eastAsia="Times New Roman" w:hAnsi="Cambria Math" w:cs="Times New Roman"/>
                 </w:rPr>
-                <m:t>8</m:t>
+                <m:t>7</m:t>
               </m:r>
             </m:sup>
           </m:sSup>
-          <m:r>
-            <w:rPr>
-              <w:rFonts w:ascii="Cambria Math" w:eastAsia="Times New Roman" w:hAnsi="Cambria Math" w:cs="Times New Roman"/>
-            </w:rPr>
-            <m:t>+5</m:t>
-          </m:r>
+        </m:oMath>
+      </m:oMathPara>
+    </w:p>
+    <w:p>
+      <w:pPr>
+        <w:rPr>
+          <w:rFonts w:ascii="Times New Roman" w:eastAsia="Times New Roman" w:hAnsi="Times New Roman" w:cs="Times New Roman"/>
+          <w:b/>
+          <w:bCs/>
+        </w:rPr>
+      </w:pPr>
+      <m:oMathPara>
+        <m:oMath>
           <m:sSup>
             <m:sSupPr>
               <m:ctrlPr>
@@ -2947,157 +4096,9 @@
                 </w:rPr>
               </m:ctrlPr>
             </m:sSupPr>
-            <m:e>
-              <m:r>
-                <w:rPr>
-                  <w:rFonts w:ascii="Cambria Math" w:eastAsia="Times New Roman" w:hAnsi="Cambria Math" w:cs="Times New Roman"/>
-                </w:rPr>
-                <m:t>x</m:t>
-              </m:r>
-            </m:e>
-            <m:sup>
-              <m:r>
-                <w:rPr>
-                  <w:rFonts w:ascii="Cambria Math" w:eastAsia="Times New Roman" w:hAnsi="Cambria Math" w:cs="Times New Roman"/>
-                </w:rPr>
-                <m:t>7</m:t>
-              </m:r>
-            </m:sup>
+            <m:e/>
+            <m:sup/>
           </m:sSup>
-          <m:r>
-            <w:rPr>
-              <w:rFonts w:ascii="Cambria Math" w:eastAsia="Times New Roman" w:hAnsi="Cambria Math" w:cs="Times New Roman"/>
-            </w:rPr>
-            <m:t>+9</m:t>
-          </m:r>
-          <m:sSup>
-            <m:sSupPr>
-              <m:ctrlPr>
-                <w:rPr>
-                  <w:rFonts w:ascii="Cambria Math" w:eastAsia="Times New Roman" w:hAnsi="Cambria Math" w:cs="Times New Roman"/>
-                  <w:i/>
-                </w:rPr>
-              </m:ctrlPr>
-            </m:sSupPr>
-            <m:e>
-              <m:r>
-                <w:rPr>
-                  <w:rFonts w:ascii="Cambria Math" w:eastAsia="Times New Roman" w:hAnsi="Cambria Math" w:cs="Times New Roman"/>
-                </w:rPr>
-                <m:t>x</m:t>
-              </m:r>
-            </m:e>
-            <m:sup>
-              <m:r>
-                <w:rPr>
-                  <w:rFonts w:ascii="Cambria Math" w:eastAsia="Times New Roman" w:hAnsi="Cambria Math" w:cs="Times New Roman"/>
-                </w:rPr>
-                <m:t>6</m:t>
-              </m:r>
-            </m:sup>
-          </m:sSup>
-          <m:r>
-            <w:rPr>
-              <w:rFonts w:ascii="Cambria Math" w:eastAsia="Times New Roman" w:hAnsi="Cambria Math" w:cs="Times New Roman"/>
-            </w:rPr>
-            <m:t>+</m:t>
-          </m:r>
-          <m:sSup>
-            <m:sSupPr>
-              <m:ctrlPr>
-                <w:rPr>
-                  <w:rFonts w:ascii="Cambria Math" w:eastAsia="Times New Roman" w:hAnsi="Cambria Math" w:cs="Times New Roman"/>
-                  <w:i/>
-                </w:rPr>
-              </m:ctrlPr>
-            </m:sSupPr>
-            <m:e>
-              <m:r>
-                <w:rPr>
-                  <w:rFonts w:ascii="Cambria Math" w:eastAsia="Times New Roman" w:hAnsi="Cambria Math" w:cs="Times New Roman"/>
-                </w:rPr>
-                <m:t>5x</m:t>
-              </m:r>
-            </m:e>
-            <m:sup>
-              <m:r>
-                <w:rPr>
-                  <w:rFonts w:ascii="Cambria Math" w:eastAsia="Times New Roman" w:hAnsi="Cambria Math" w:cs="Times New Roman"/>
-                </w:rPr>
-                <m:t>5</m:t>
-              </m:r>
-            </m:sup>
-          </m:sSup>
-          <m:r>
-            <w:rPr>
-              <w:rFonts w:ascii="Cambria Math" w:eastAsia="Times New Roman" w:hAnsi="Cambria Math" w:cs="Times New Roman"/>
-            </w:rPr>
-            <m:t>+4</m:t>
-          </m:r>
-          <m:sSup>
-            <m:sSupPr>
-              <m:ctrlPr>
-                <w:rPr>
-                  <w:rFonts w:ascii="Cambria Math" w:eastAsia="Times New Roman" w:hAnsi="Cambria Math" w:cs="Times New Roman"/>
-                  <w:i/>
-                </w:rPr>
-              </m:ctrlPr>
-            </m:sSupPr>
-            <m:e>
-              <m:r>
-                <w:rPr>
-                  <w:rFonts w:ascii="Cambria Math" w:eastAsia="Times New Roman" w:hAnsi="Cambria Math" w:cs="Times New Roman"/>
-                </w:rPr>
-                <m:t>x</m:t>
-              </m:r>
-            </m:e>
-            <m:sup>
-              <m:r>
-                <w:rPr>
-                  <w:rFonts w:ascii="Cambria Math" w:eastAsia="Times New Roman" w:hAnsi="Cambria Math" w:cs="Times New Roman"/>
-                </w:rPr>
-                <m:t>4</m:t>
-              </m:r>
-            </m:sup>
-          </m:sSup>
-          <m:r>
-            <w:rPr>
-              <w:rFonts w:ascii="Cambria Math" w:eastAsia="Times New Roman" w:hAnsi="Cambria Math" w:cs="Times New Roman"/>
-            </w:rPr>
-            <m:t>+4</m:t>
-          </m:r>
-          <m:sSup>
-            <m:sSupPr>
-              <m:ctrlPr>
-                <w:rPr>
-                  <w:rFonts w:ascii="Cambria Math" w:eastAsia="Times New Roman" w:hAnsi="Cambria Math" w:cs="Times New Roman"/>
-                  <w:i/>
-                </w:rPr>
-              </m:ctrlPr>
-            </m:sSupPr>
-            <m:e>
-              <m:r>
-                <w:rPr>
-                  <w:rFonts w:ascii="Cambria Math" w:eastAsia="Times New Roman" w:hAnsi="Cambria Math" w:cs="Times New Roman"/>
-                </w:rPr>
-                <m:t>x</m:t>
-              </m:r>
-            </m:e>
-            <m:sup>
-              <m:r>
-                <w:rPr>
-                  <w:rFonts w:ascii="Cambria Math" w:eastAsia="Times New Roman" w:hAnsi="Cambria Math" w:cs="Times New Roman"/>
-                </w:rPr>
-                <m:t>2</m:t>
-              </m:r>
-            </m:sup>
-          </m:sSup>
-          <m:r>
-            <w:rPr>
-              <w:rFonts w:ascii="Cambria Math" w:eastAsia="Times New Roman" w:hAnsi="Cambria Math" w:cs="Times New Roman"/>
-            </w:rPr>
-            <m:t>+8</m:t>
-          </m:r>
         </m:oMath>
       </m:oMathPara>
     </w:p>
@@ -3265,13 +4266,12 @@
       </w:tblPr>
       <w:tblGrid>
         <w:gridCol w:w="667"/>
-        <w:gridCol w:w="850"/>
-        <w:gridCol w:w="820"/>
-        <w:gridCol w:w="88"/>
-        <w:gridCol w:w="2250"/>
-        <w:gridCol w:w="1530"/>
-        <w:gridCol w:w="1547"/>
-        <w:gridCol w:w="3038"/>
+        <w:gridCol w:w="847"/>
+        <w:gridCol w:w="904"/>
+        <w:gridCol w:w="3480"/>
+        <w:gridCol w:w="348"/>
+        <w:gridCol w:w="1534"/>
+        <w:gridCol w:w="3010"/>
       </w:tblGrid>
       <w:tr>
         <w:tc>
@@ -3295,7 +4295,7 @@
         </w:tc>
         <w:tc>
           <w:tcPr>
-            <w:tcW w:w="850" w:type="dxa"/>
+            <w:tcW w:w="847" w:type="dxa"/>
           </w:tcPr>
           <w:p>
             <w:pPr>
@@ -3314,8 +4314,7 @@
         </w:tc>
         <w:tc>
           <w:tcPr>
-            <w:tcW w:w="908" w:type="dxa"/>
-            <w:gridSpan w:val="2"/>
+            <w:tcW w:w="904" w:type="dxa"/>
           </w:tcPr>
           <w:p>
             <w:pPr>
@@ -3334,7 +4333,7 @@
         </w:tc>
         <w:tc>
           <w:tcPr>
-            <w:tcW w:w="2250" w:type="dxa"/>
+            <w:tcW w:w="3480" w:type="dxa"/>
           </w:tcPr>
           <w:p>
             <w:pPr>
@@ -3353,7 +4352,7 @@
         </w:tc>
         <w:tc>
           <w:tcPr>
-            <w:tcW w:w="1530" w:type="dxa"/>
+            <w:tcW w:w="348" w:type="dxa"/>
           </w:tcPr>
           <w:p>
             <w:pPr>
@@ -3380,7 +4379,7 @@
         </w:tc>
         <w:tc>
           <w:tcPr>
-            <w:tcW w:w="1547" w:type="dxa"/>
+            <w:tcW w:w="1534" w:type="dxa"/>
           </w:tcPr>
           <w:p>
             <w:pPr>
@@ -3406,7 +4405,7 @@
         </w:tc>
         <w:tc>
           <w:tcPr>
-            <w:tcW w:w="3038" w:type="dxa"/>
+            <w:tcW w:w="3010" w:type="dxa"/>
           </w:tcPr>
           <w:p>
             <w:pPr>
@@ -3431,603 +4430,6 @@
           </w:p>
         </w:tc>
       </w:tr>
-      <w:tr>
-        <w:tc>
-          <w:tcPr>
-            <w:tcW w:w="667" w:type="dxa"/>
-          </w:tcPr>
-          <w:p>
-            <w:pPr>
-              <w:rPr>
-                <w:rFonts w:ascii="Times New Roman" w:eastAsia="Times New Roman" w:hAnsi="Times New Roman" w:cs="Times New Roman"/>
-                <w:sz w:val="20"/>
-                <w:szCs w:val="20"/>
-                <w:lang w:eastAsia="en-US"/>
-              </w:rPr>
-            </w:pPr>
-            <m:oMathPara>
-              <m:oMath>
-                <m:sSup>
-                  <m:sSupPr>
-                    <m:ctrlPr>
-                      <w:rPr>
-                        <w:rFonts w:ascii="Cambria Math" w:eastAsia="Times New Roman" w:hAnsi="Cambria Math" w:cs="Times New Roman"/>
-                        <w:i/>
-                        <w:sz w:val="20"/>
-                        <w:szCs w:val="20"/>
-                        <w:lang w:eastAsia="en-US"/>
-                      </w:rPr>
-                    </m:ctrlPr>
-                  </m:sSupPr>
-                  <m:e>
-                    <m:r>
-                      <w:rPr>
-                        <w:rFonts w:ascii="Cambria Math" w:eastAsia="Times New Roman" w:hAnsi="Cambria Math" w:cs="Times New Roman"/>
-                        <w:sz w:val="20"/>
-                        <w:szCs w:val="20"/>
-                        <w:lang w:eastAsia="en-US"/>
-                      </w:rPr>
-                      <m:t>x</m:t>
-                    </m:r>
-                  </m:e>
-                  <m:sup>
-                    <m:r>
-                      <w:rPr>
-                        <w:rFonts w:ascii="Cambria Math" w:eastAsia="Times New Roman" w:hAnsi="Cambria Math" w:cs="Times New Roman"/>
-                        <w:sz w:val="20"/>
-                        <w:szCs w:val="20"/>
-                        <w:lang w:eastAsia="en-US"/>
-                      </w:rPr>
-                      <m:t>8</m:t>
-                    </m:r>
-                  </m:sup>
-                </m:sSup>
-                <m:r>
-                  <w:rPr>
-                    <w:rFonts w:ascii="Cambria Math" w:eastAsia="Times New Roman" w:hAnsi="Cambria Math" w:cs="Times New Roman"/>
-                    <w:sz w:val="20"/>
-                    <w:szCs w:val="20"/>
-                    <w:lang w:eastAsia="en-US"/>
-                  </w:rPr>
-                  <m:t>+</m:t>
-                </m:r>
-                <m:sSup>
-                  <m:sSupPr>
-                    <m:ctrlPr>
-                      <w:rPr>
-                        <w:rFonts w:ascii="Cambria Math" w:eastAsia="Times New Roman" w:hAnsi="Cambria Math" w:cs="Times New Roman"/>
-                        <w:i/>
-                        <w:sz w:val="20"/>
-                        <w:szCs w:val="20"/>
-                        <w:lang w:eastAsia="en-US"/>
-                      </w:rPr>
-                    </m:ctrlPr>
-                  </m:sSupPr>
-                  <m:e>
-                    <m:r>
-                      <w:rPr>
-                        <w:rFonts w:ascii="Cambria Math" w:eastAsia="Times New Roman" w:hAnsi="Cambria Math" w:cs="Times New Roman"/>
-                        <w:sz w:val="20"/>
-                        <w:szCs w:val="20"/>
-                        <w:lang w:eastAsia="en-US"/>
-                      </w:rPr>
-                      <m:t>x</m:t>
-                    </m:r>
-                  </m:e>
-                  <m:sup>
-                    <m:r>
-                      <w:rPr>
-                        <w:rFonts w:ascii="Cambria Math" w:eastAsia="Times New Roman" w:hAnsi="Cambria Math" w:cs="Times New Roman"/>
-                        <w:sz w:val="20"/>
-                        <w:szCs w:val="20"/>
-                        <w:lang w:eastAsia="en-US"/>
-                      </w:rPr>
-                      <m:t>4</m:t>
-                    </m:r>
-                  </m:sup>
-                </m:sSup>
-                <m:r>
-                  <w:rPr>
-                    <w:rFonts w:ascii="Cambria Math" w:eastAsia="Times New Roman" w:hAnsi="Cambria Math" w:cs="Times New Roman"/>
-                    <w:sz w:val="20"/>
-                    <w:szCs w:val="20"/>
-                    <w:lang w:eastAsia="en-US"/>
-                  </w:rPr>
-                  <m:t>+</m:t>
-                </m:r>
-                <m:sSup>
-                  <m:sSupPr>
-                    <m:ctrlPr>
-                      <w:rPr>
-                        <w:rFonts w:ascii="Cambria Math" w:eastAsia="Times New Roman" w:hAnsi="Cambria Math" w:cs="Times New Roman"/>
-                        <w:i/>
-                        <w:sz w:val="20"/>
-                        <w:szCs w:val="20"/>
-                        <w:lang w:eastAsia="en-US"/>
-                      </w:rPr>
-                    </m:ctrlPr>
-                  </m:sSupPr>
-                  <m:e>
-                    <m:r>
-                      <w:rPr>
-                        <w:rFonts w:ascii="Cambria Math" w:eastAsia="Times New Roman" w:hAnsi="Cambria Math" w:cs="Times New Roman"/>
-                        <w:sz w:val="20"/>
-                        <w:szCs w:val="20"/>
-                        <w:lang w:eastAsia="en-US"/>
-                      </w:rPr>
-                      <m:t>x</m:t>
-                    </m:r>
-                  </m:e>
-                  <m:sup>
-                    <m:r>
-                      <w:rPr>
-                        <w:rFonts w:ascii="Cambria Math" w:eastAsia="Times New Roman" w:hAnsi="Cambria Math" w:cs="Times New Roman"/>
-                        <w:sz w:val="20"/>
-                        <w:szCs w:val="20"/>
-                        <w:lang w:eastAsia="en-US"/>
-                      </w:rPr>
-                      <m:t>3</m:t>
-                    </m:r>
-                  </m:sup>
-                </m:sSup>
-                <m:r>
-                  <w:rPr>
-                    <w:rFonts w:ascii="Cambria Math" w:eastAsia="Times New Roman" w:hAnsi="Cambria Math" w:cs="Times New Roman"/>
-                    <w:sz w:val="20"/>
-                    <w:szCs w:val="20"/>
-                    <w:lang w:eastAsia="en-US"/>
-                  </w:rPr>
-                  <m:t>+x+1</m:t>
-                </m:r>
-              </m:oMath>
-            </m:oMathPara>
-          </w:p>
-        </w:tc>
-        <w:tc>
-          <w:tcPr>
-            <w:tcW w:w="850" w:type="dxa"/>
-          </w:tcPr>
-          <w:p>
-            <w:pPr>
-              <w:jc w:val="center"/>
-              <w:rPr>
-                <w:rFonts w:ascii="Times New Roman" w:eastAsia="Times New Roman" w:hAnsi="Times New Roman" w:cs="Times New Roman"/>
-                <w:sz w:val="18"/>
-                <w:szCs w:val="18"/>
-              </w:rPr>
-            </w:pPr>
-            <m:oMathPara>
-              <m:oMath>
-                <m:sSup>
-                  <m:sSupPr>
-                    <m:ctrlPr>
-                      <w:rPr>
-                        <w:rFonts w:ascii="Cambria Math" w:eastAsia="Times New Roman" w:hAnsi="Cambria Math" w:cs="Times New Roman"/>
-                        <w:i/>
-                        <w:sz w:val="18"/>
-                        <w:szCs w:val="18"/>
-                        <w:lang w:eastAsia="en-US"/>
-                      </w:rPr>
-                    </m:ctrlPr>
-                  </m:sSupPr>
-                  <m:e>
-                    <m:r>
-                      <w:rPr>
-                        <w:rFonts w:ascii="Cambria Math" w:eastAsia="Times New Roman" w:hAnsi="Cambria Math" w:cs="Times New Roman"/>
-                        <w:sz w:val="18"/>
-                        <w:szCs w:val="18"/>
-                      </w:rPr>
-                      <m:t>x</m:t>
-                    </m:r>
-                  </m:e>
-                  <m:sup>
-                    <m:r>
-                      <w:rPr>
-                        <w:rFonts w:ascii="Cambria Math" w:eastAsia="Times New Roman" w:hAnsi="Cambria Math" w:cs="Times New Roman"/>
-                        <w:sz w:val="18"/>
-                        <w:szCs w:val="18"/>
-                      </w:rPr>
-                      <m:t>7</m:t>
-                    </m:r>
-                  </m:sup>
-                </m:sSup>
-                <m:r>
-                  <w:rPr>
-                    <w:rFonts w:ascii="Cambria Math" w:eastAsia="Times New Roman" w:hAnsi="Cambria Math" w:cs="Times New Roman"/>
-                    <w:sz w:val="18"/>
-                    <w:szCs w:val="18"/>
-                  </w:rPr>
-                  <m:t>+</m:t>
-                </m:r>
-                <m:sSup>
-                  <m:sSupPr>
-                    <m:ctrlPr>
-                      <w:rPr>
-                        <w:rFonts w:ascii="Cambria Math" w:eastAsia="Times New Roman" w:hAnsi="Cambria Math" w:cs="Times New Roman"/>
-                        <w:i/>
-                        <w:sz w:val="18"/>
-                        <w:szCs w:val="18"/>
-                        <w:lang w:eastAsia="en-US"/>
-                      </w:rPr>
-                    </m:ctrlPr>
-                  </m:sSupPr>
-                  <m:e>
-                    <m:r>
-                      <w:rPr>
-                        <w:rFonts w:ascii="Cambria Math" w:eastAsia="Times New Roman" w:hAnsi="Cambria Math" w:cs="Times New Roman"/>
-                        <w:sz w:val="18"/>
-                        <w:szCs w:val="18"/>
-                      </w:rPr>
-                      <m:t>x</m:t>
-                    </m:r>
-                  </m:e>
-                  <m:sup>
-                    <m:r>
-                      <w:rPr>
-                        <w:rFonts w:ascii="Cambria Math" w:eastAsia="Times New Roman" w:hAnsi="Cambria Math" w:cs="Times New Roman"/>
-                        <w:sz w:val="18"/>
-                        <w:szCs w:val="18"/>
-                      </w:rPr>
-                      <m:t>6</m:t>
-                    </m:r>
-                  </m:sup>
-                </m:sSup>
-                <m:r>
-                  <w:rPr>
-                    <w:rFonts w:ascii="Cambria Math" w:eastAsia="Times New Roman" w:hAnsi="Cambria Math" w:cs="Times New Roman"/>
-                    <w:sz w:val="18"/>
-                    <w:szCs w:val="18"/>
-                  </w:rPr>
-                  <m:t>+</m:t>
-                </m:r>
-                <m:sSup>
-                  <m:sSupPr>
-                    <m:ctrlPr>
-                      <w:rPr>
-                        <w:rFonts w:ascii="Cambria Math" w:eastAsia="Times New Roman" w:hAnsi="Cambria Math" w:cs="Times New Roman"/>
-                        <w:i/>
-                        <w:sz w:val="18"/>
-                        <w:szCs w:val="18"/>
-                        <w:lang w:eastAsia="en-US"/>
-                      </w:rPr>
-                    </m:ctrlPr>
-                  </m:sSupPr>
-                  <m:e>
-                    <m:r>
-                      <w:rPr>
-                        <w:rFonts w:ascii="Cambria Math" w:eastAsia="Times New Roman" w:hAnsi="Cambria Math" w:cs="Times New Roman"/>
-                        <w:sz w:val="18"/>
-                        <w:szCs w:val="18"/>
-                      </w:rPr>
-                      <m:t>x</m:t>
-                    </m:r>
-                  </m:e>
-                  <m:sup>
-                    <m:r>
-                      <w:rPr>
-                        <w:rFonts w:ascii="Cambria Math" w:eastAsia="Times New Roman" w:hAnsi="Cambria Math" w:cs="Times New Roman"/>
-                        <w:sz w:val="18"/>
-                        <w:szCs w:val="18"/>
-                      </w:rPr>
-                      <m:t>4</m:t>
-                    </m:r>
-                  </m:sup>
-                </m:sSup>
-                <m:r>
-                  <w:rPr>
-                    <w:rFonts w:ascii="Cambria Math" w:eastAsia="Times New Roman" w:hAnsi="Cambria Math" w:cs="Times New Roman"/>
-                    <w:sz w:val="18"/>
-                    <w:szCs w:val="18"/>
-                  </w:rPr>
-                  <m:t>+</m:t>
-                </m:r>
-                <m:sSup>
-                  <m:sSupPr>
-                    <m:ctrlPr>
-                      <w:rPr>
-                        <w:rFonts w:ascii="Cambria Math" w:eastAsia="Times New Roman" w:hAnsi="Cambria Math" w:cs="Times New Roman"/>
-                        <w:i/>
-                        <w:sz w:val="18"/>
-                        <w:szCs w:val="18"/>
-                        <w:lang w:eastAsia="en-US"/>
-                      </w:rPr>
-                    </m:ctrlPr>
-                  </m:sSupPr>
-                  <m:e>
-                    <m:r>
-                      <w:rPr>
-                        <w:rFonts w:ascii="Cambria Math" w:eastAsia="Times New Roman" w:hAnsi="Cambria Math" w:cs="Times New Roman"/>
-                        <w:sz w:val="18"/>
-                        <w:szCs w:val="18"/>
-                      </w:rPr>
-                      <m:t>x</m:t>
-                    </m:r>
-                  </m:e>
-                  <m:sup>
-                    <m:r>
-                      <w:rPr>
-                        <w:rFonts w:ascii="Cambria Math" w:eastAsia="Times New Roman" w:hAnsi="Cambria Math" w:cs="Times New Roman"/>
-                        <w:sz w:val="18"/>
-                        <w:szCs w:val="18"/>
-                      </w:rPr>
-                      <m:t>2</m:t>
-                    </m:r>
-                  </m:sup>
-                </m:sSup>
-                <m:r>
-                  <w:rPr>
-                    <w:rFonts w:ascii="Cambria Math" w:eastAsia="Times New Roman" w:hAnsi="Cambria Math" w:cs="Times New Roman"/>
-                    <w:sz w:val="18"/>
-                    <w:szCs w:val="18"/>
-                    <w:lang w:eastAsia="en-US"/>
-                  </w:rPr>
-                  <m:t>+1</m:t>
-                </m:r>
-              </m:oMath>
-            </m:oMathPara>
-          </w:p>
-        </w:tc>
-        <w:tc>
-          <w:tcPr>
-            <w:tcW w:w="820" w:type="dxa"/>
-          </w:tcPr>
-          <w:p>
-            <w:pPr>
-              <w:jc w:val="center"/>
-              <w:rPr>
-                <w:rFonts w:ascii="Times New Roman" w:eastAsia="Times New Roman" w:hAnsi="Times New Roman" w:cs="Times New Roman"/>
-              </w:rPr>
-            </w:pPr>
-            <m:oMathPara>
-              <m:oMath>
-                <m:r>
-                  <w:rPr>
-                    <w:rFonts w:ascii="Cambria Math" w:eastAsia="Times New Roman" w:hAnsi="Cambria Math" w:cs="Times New Roman"/>
-                  </w:rPr>
-                  <m:t>x-1</m:t>
-                </m:r>
-              </m:oMath>
-            </m:oMathPara>
-          </w:p>
-        </w:tc>
-        <w:tc>
-          <w:tcPr>
-            <w:tcW w:w="2338" w:type="dxa"/>
-            <w:gridSpan w:val="2"/>
-          </w:tcPr>
-          <w:p>
-            <w:pPr>
-              <w:rPr>
-                <w:rFonts w:ascii="Times New Roman" w:eastAsia="Times New Roman" w:hAnsi="Times New Roman" w:cs="Times New Roman"/>
-                <w:sz w:val="16"/>
-                <w:szCs w:val="16"/>
-              </w:rPr>
-            </w:pPr>
-            <m:oMathPara>
-              <m:oMath>
-                <m:sSup>
-                  <m:sSupPr>
-                    <m:ctrlPr>
-                      <w:rPr>
-                        <w:rFonts w:ascii="Cambria Math" w:eastAsia="Times New Roman" w:hAnsi="Cambria Math" w:cs="Times New Roman"/>
-                        <w:i/>
-                        <w:sz w:val="16"/>
-                        <w:szCs w:val="16"/>
-                      </w:rPr>
-                    </m:ctrlPr>
-                  </m:sSupPr>
-                  <m:e>
-                    <m:r>
-                      <w:rPr>
-                        <w:rFonts w:ascii="Cambria Math" w:eastAsia="Times New Roman" w:hAnsi="Cambria Math" w:cs="Times New Roman"/>
-                        <w:sz w:val="16"/>
-                        <w:szCs w:val="16"/>
-                      </w:rPr>
-                      <m:t>x</m:t>
-                    </m:r>
-                  </m:e>
-                  <m:sup>
-                    <m:r>
-                      <w:rPr>
-                        <w:rFonts w:ascii="Cambria Math" w:eastAsia="Times New Roman" w:hAnsi="Cambria Math" w:cs="Times New Roman"/>
-                        <w:sz w:val="16"/>
-                        <w:szCs w:val="16"/>
-                      </w:rPr>
-                      <m:t>6</m:t>
-                    </m:r>
-                  </m:sup>
-                </m:sSup>
-                <m:r>
-                  <w:rPr>
-                    <w:rFonts w:ascii="Cambria Math" w:eastAsia="Times New Roman" w:hAnsi="Cambria Math" w:cs="Times New Roman"/>
-                    <w:sz w:val="16"/>
-                    <w:szCs w:val="16"/>
-                  </w:rPr>
-                  <m:t>-</m:t>
-                </m:r>
-                <m:sSup>
-                  <m:sSupPr>
-                    <m:ctrlPr>
-                      <w:rPr>
-                        <w:rFonts w:ascii="Cambria Math" w:eastAsia="Times New Roman" w:hAnsi="Cambria Math" w:cs="Times New Roman"/>
-                        <w:i/>
-                        <w:sz w:val="16"/>
-                        <w:szCs w:val="16"/>
-                      </w:rPr>
-                    </m:ctrlPr>
-                  </m:sSupPr>
-                  <m:e>
-                    <m:r>
-                      <w:rPr>
-                        <w:rFonts w:ascii="Cambria Math" w:eastAsia="Times New Roman" w:hAnsi="Cambria Math" w:cs="Times New Roman"/>
-                        <w:sz w:val="16"/>
-                        <w:szCs w:val="16"/>
-                      </w:rPr>
-                      <m:t>x</m:t>
-                    </m:r>
-                  </m:e>
-                  <m:sup>
-                    <m:r>
-                      <w:rPr>
-                        <w:rFonts w:ascii="Cambria Math" w:eastAsia="Times New Roman" w:hAnsi="Cambria Math" w:cs="Times New Roman"/>
-                        <w:sz w:val="16"/>
-                        <w:szCs w:val="16"/>
-                      </w:rPr>
-                      <m:t>5</m:t>
-                    </m:r>
-                  </m:sup>
-                </m:sSup>
-                <m:r>
-                  <w:rPr>
-                    <w:rFonts w:ascii="Cambria Math" w:eastAsia="Times New Roman" w:hAnsi="Cambria Math" w:cs="Times New Roman"/>
-                    <w:sz w:val="16"/>
-                    <w:szCs w:val="16"/>
-                  </w:rPr>
-                  <m:t>+</m:t>
-                </m:r>
-                <m:sSup>
-                  <m:sSupPr>
-                    <m:ctrlPr>
-                      <w:rPr>
-                        <w:rFonts w:ascii="Cambria Math" w:eastAsia="Times New Roman" w:hAnsi="Cambria Math" w:cs="Times New Roman"/>
-                        <w:i/>
-                        <w:sz w:val="16"/>
-                        <w:szCs w:val="16"/>
-                      </w:rPr>
-                    </m:ctrlPr>
-                  </m:sSupPr>
-                  <m:e>
-                    <m:r>
-                      <w:rPr>
-                        <w:rFonts w:ascii="Cambria Math" w:eastAsia="Times New Roman" w:hAnsi="Cambria Math" w:cs="Times New Roman"/>
-                        <w:sz w:val="16"/>
-                        <w:szCs w:val="16"/>
-                      </w:rPr>
-                      <m:t>2x</m:t>
-                    </m:r>
-                  </m:e>
-                  <m:sup>
-                    <m:r>
-                      <w:rPr>
-                        <w:rFonts w:ascii="Cambria Math" w:eastAsia="Times New Roman" w:hAnsi="Cambria Math" w:cs="Times New Roman"/>
-                        <w:sz w:val="16"/>
-                        <w:szCs w:val="16"/>
-                      </w:rPr>
-                      <m:t>4</m:t>
-                    </m:r>
-                  </m:sup>
-                </m:sSup>
-                <m:r>
-                  <w:rPr>
-                    <w:rFonts w:ascii="Cambria Math" w:eastAsia="Times New Roman" w:hAnsi="Cambria Math" w:cs="Times New Roman"/>
-                    <w:sz w:val="16"/>
-                    <w:szCs w:val="16"/>
-                  </w:rPr>
-                  <m:t>+</m:t>
-                </m:r>
-                <m:sSup>
-                  <m:sSupPr>
-                    <m:ctrlPr>
-                      <w:rPr>
-                        <w:rFonts w:ascii="Cambria Math" w:eastAsia="Times New Roman" w:hAnsi="Cambria Math" w:cs="Times New Roman"/>
-                        <w:i/>
-                        <w:sz w:val="16"/>
-                        <w:szCs w:val="16"/>
-                      </w:rPr>
-                    </m:ctrlPr>
-                  </m:sSupPr>
-                  <m:e>
-                    <m:r>
-                      <w:rPr>
-                        <w:rFonts w:ascii="Cambria Math" w:eastAsia="Times New Roman" w:hAnsi="Cambria Math" w:cs="Times New Roman"/>
-                        <w:sz w:val="16"/>
-                        <w:szCs w:val="16"/>
-                      </w:rPr>
-                      <m:t>x</m:t>
-                    </m:r>
-                  </m:e>
-                  <m:sup>
-                    <m:r>
-                      <w:rPr>
-                        <w:rFonts w:ascii="Cambria Math" w:eastAsia="Times New Roman" w:hAnsi="Cambria Math" w:cs="Times New Roman"/>
-                        <w:sz w:val="16"/>
-                        <w:szCs w:val="16"/>
-                      </w:rPr>
-                      <m:t>2</m:t>
-                    </m:r>
-                  </m:sup>
-                </m:sSup>
-                <m:r>
-                  <w:rPr>
-                    <w:rFonts w:ascii="Cambria Math" w:eastAsia="Times New Roman" w:hAnsi="Cambria Math" w:cs="Times New Roman"/>
-                    <w:sz w:val="16"/>
-                    <w:szCs w:val="16"/>
-                  </w:rPr>
-                  <m:t>+2</m:t>
-                </m:r>
-              </m:oMath>
-            </m:oMathPara>
-          </w:p>
-        </w:tc>
-        <w:tc>
-          <w:tcPr>
-            <w:tcW w:w="1530" w:type="dxa"/>
-          </w:tcPr>
-          <w:p>
-            <w:pPr>
-              <w:rPr>
-                <w:rFonts w:ascii="Times New Roman" w:eastAsia="Times New Roman" w:hAnsi="Times New Roman" w:cs="Times New Roman"/>
-              </w:rPr>
-            </w:pPr>
-            <w:r>
-              <w:rPr>
-                <w:rFonts w:ascii="Times New Roman" w:eastAsia="Times New Roman" w:hAnsi="Times New Roman" w:cs="Times New Roman"/>
-              </w:rPr>
-              <w:t>0</w:t>
-            </w:r>
-          </w:p>
-        </w:tc>
-        <w:tc>
-          <w:tcPr>
-            <w:tcW w:w="1547" w:type="dxa"/>
-          </w:tcPr>
-          <w:p>
-            <w:pPr>
-              <w:rPr>
-                <w:rFonts w:ascii="Times New Roman" w:eastAsia="Times New Roman" w:hAnsi="Times New Roman" w:cs="Times New Roman"/>
-              </w:rPr>
-            </w:pPr>
-            <w:r>
-              <w:rPr>
-                <w:rFonts w:ascii="Times New Roman" w:eastAsia="Times New Roman" w:hAnsi="Times New Roman" w:cs="Times New Roman"/>
-              </w:rPr>
-              <w:t>1</w:t>
-            </w:r>
-          </w:p>
-        </w:tc>
-        <w:tc>
-          <w:tcPr>
-            <w:tcW w:w="3038" w:type="dxa"/>
-          </w:tcPr>
-          <w:p>
-            <w:pPr>
-              <w:rPr>
-                <w:rFonts w:ascii="Times New Roman" w:eastAsia="Times New Roman" w:hAnsi="Times New Roman" w:cs="Times New Roman"/>
-              </w:rPr>
-            </w:pPr>
-            <m:oMathPara>
-              <m:oMath>
-                <m:r>
-                  <w:rPr>
-                    <w:rFonts w:ascii="Cambria Math" w:eastAsia="Times New Roman" w:hAnsi="Cambria Math" w:cs="Times New Roman"/>
-                  </w:rPr>
-                  <m:t>-x+1</m:t>
-                </m:r>
-              </m:oMath>
-            </m:oMathPara>
-          </w:p>
-        </w:tc>
-      </w:tr>
     </w:tbl>
     <w:p>
       <w:pPr>
@@ -4035,31 +4437,32 @@
           <w:rFonts w:ascii="Times New Roman" w:eastAsia="Times New Roman" w:hAnsi="Times New Roman" w:cs="Times New Roman"/>
         </w:rPr>
       </w:pPr>
-      <w:r>
-        <w:rPr>
-          <w:rFonts w:ascii="Times New Roman" w:eastAsia="Times New Roman" w:hAnsi="Times New Roman" w:cs="Times New Roman"/>
-        </w:rPr>
-        <w:br w:type="page"/>
-      </w:r>
-    </w:p>
-    <w:p>
-      <w:pPr>
-        <w:rPr>
-          <w:rFonts w:ascii="Times New Roman" w:eastAsia="Times New Roman" w:hAnsi="Times New Roman" w:cs="Times New Roman"/>
-        </w:rPr>
-      </w:pPr>
-    </w:p>
-    <w:p>
-      <w:pPr>
-        <w:rPr>
-          <w:rFonts w:ascii="Times New Roman" w:eastAsia="Times New Roman" w:hAnsi="Times New Roman" w:cs="Times New Roman"/>
-        </w:rPr>
-      </w:pPr>
-      <w:r>
-        <w:rPr>
-          <w:rFonts w:ascii="Times New Roman" w:eastAsia="Times New Roman" w:hAnsi="Times New Roman" w:cs="Times New Roman"/>
-        </w:rPr>
-        <w:t>Q-2:  Build the</w:t>
+    </w:p>
+    <w:p>
+      <w:pPr>
+        <w:rPr>
+          <w:rFonts w:ascii="Times New Roman" w:eastAsia="Times New Roman" w:hAnsi="Times New Roman" w:cs="Times New Roman"/>
+        </w:rPr>
+      </w:pPr>
+      <w:r>
+        <w:rPr>
+          <w:rFonts w:ascii="Times New Roman" w:eastAsia="Times New Roman" w:hAnsi="Times New Roman" w:cs="Times New Roman"/>
+        </w:rPr>
+        <w:t>Q-2</w:t>
+      </w:r>
+      <w:proofErr w:type="gramStart"/>
+      <w:r>
+        <w:rPr>
+          <w:rFonts w:ascii="Times New Roman" w:eastAsia="Times New Roman" w:hAnsi="Times New Roman" w:cs="Times New Roman"/>
+        </w:rPr>
+        <w:t>:  Build</w:t>
+      </w:r>
+      <w:proofErr w:type="gramEnd"/>
+      <w:r>
+        <w:rPr>
+          <w:rFonts w:ascii="Times New Roman" w:eastAsia="Times New Roman" w:hAnsi="Times New Roman" w:cs="Times New Roman"/>
+        </w:rPr>
+        <w:t xml:space="preserve"> the</w:t>
       </w:r>
       <w:r>
         <w:rPr>
@@ -4918,7 +5321,7 @@
           <w:noProof/>
         </w:rPr>
         <w:drawing>
-          <wp:inline distT="0" distB="0" distL="0" distR="0" wp14:anchorId="2E8A2D88" wp14:editId="19D10FA2">
+          <wp:inline distT="0" distB="0" distL="0" distR="0" wp14:anchorId="2E8A2D88" wp14:editId="24FC6158">
             <wp:extent cx="3405495" cy="2254250"/>
             <wp:effectExtent l="0" t="0" r="5080" b="0"/>
             <wp:docPr id="2074524228" name="Picture 1" descr="New S-box calculation for Rijndael-AES based on an artificial neural network"/>
@@ -6230,6 +6633,7 @@
           <w:b/>
           <w:bCs/>
         </w:rPr>
+        <w:lastRenderedPageBreak/>
         <w:t>2</w:t>
       </w:r>
       <w:r>
@@ -7041,6 +7445,7 @@
         </w:rPr>
         <w:t>5</w:t>
       </w:r>
+      <w:proofErr w:type="gramStart"/>
       <w:r>
         <w:rPr>
           <w:rFonts w:ascii="Times New Roman" w:eastAsia="Times New Roman" w:hAnsi="Times New Roman" w:cs="Times New Roman"/>
@@ -7059,7 +7464,18 @@
           <w:sz w:val="28"/>
           <w:szCs w:val="28"/>
         </w:rPr>
-        <w:t xml:space="preserve">  Given the above state box, calculate the Mix Columns result </w:t>
+        <w:t xml:space="preserve">  Given</w:t>
+      </w:r>
+      <w:proofErr w:type="gramEnd"/>
+      <w:r>
+        <w:rPr>
+          <w:rFonts w:ascii="Times New Roman" w:eastAsia="Times New Roman" w:hAnsi="Times New Roman" w:cs="Times New Roman"/>
+          <w:b/>
+          <w:bCs/>
+          <w:sz w:val="28"/>
+          <w:szCs w:val="28"/>
+        </w:rPr>
+        <w:t xml:space="preserve"> the above state box, calculate the Mix Columns result </w:t>
       </w:r>
       <w:proofErr w:type="gramStart"/>
       <w:r>
@@ -9387,8 +9803,16 @@
         <w:rPr>
           <w:rFonts w:ascii="Cascadia Code Light" w:eastAsia="Times New Roman" w:hAnsi="Cascadia Code Light" w:cs="Times New Roman"/>
         </w:rPr>
-        <w:t>(x) != 0) {</w:t>
-      </w:r>
+        <w:t xml:space="preserve">(x) != </w:t>
+      </w:r>
+      <w:proofErr w:type="gramStart"/>
+      <w:r>
+        <w:rPr>
+          <w:rFonts w:ascii="Cascadia Code Light" w:eastAsia="Times New Roman" w:hAnsi="Cascadia Code Light" w:cs="Times New Roman"/>
+        </w:rPr>
+        <w:t>0) {</w:t>
+      </w:r>
+      <w:proofErr w:type="gramEnd"/>
     </w:p>
     <w:p>
       <w:pPr>
@@ -9478,7 +9902,21 @@
         <w:rPr>
           <w:rFonts w:ascii="Cascadia Code Light" w:eastAsia="Times New Roman" w:hAnsi="Cascadia Code Light" w:cs="Times New Roman"/>
         </w:rPr>
-        <w:t xml:space="preserve"> // divide by 2 which </w:t>
+        <w:t xml:space="preserve"> // </w:t>
+      </w:r>
+      <w:proofErr w:type="gramStart"/>
+      <w:r>
+        <w:rPr>
+          <w:rFonts w:ascii="Cascadia Code Light" w:eastAsia="Times New Roman" w:hAnsi="Cascadia Code Light" w:cs="Times New Roman"/>
+        </w:rPr>
+        <w:t>divide</w:t>
+      </w:r>
+      <w:proofErr w:type="gramEnd"/>
+      <w:r>
+        <w:rPr>
+          <w:rFonts w:ascii="Cascadia Code Light" w:eastAsia="Times New Roman" w:hAnsi="Cascadia Code Light" w:cs="Times New Roman"/>
+        </w:rPr>
+        <w:t xml:space="preserve"> by 2 which </w:t>
       </w:r>
       <w:r>
         <w:rPr>
@@ -10862,8 +11300,16 @@
         <w:rPr>
           <w:rFonts w:ascii="Cascadia Code Light" w:eastAsia="Times New Roman" w:hAnsi="Cascadia Code Light" w:cs="Times New Roman"/>
         </w:rPr>
-        <w:t>(x) != 0) {</w:t>
-      </w:r>
+        <w:t xml:space="preserve">(x) != </w:t>
+      </w:r>
+      <w:proofErr w:type="gramStart"/>
+      <w:r>
+        <w:rPr>
+          <w:rFonts w:ascii="Cascadia Code Light" w:eastAsia="Times New Roman" w:hAnsi="Cascadia Code Light" w:cs="Times New Roman"/>
+        </w:rPr>
+        <w:t>0) {</w:t>
+      </w:r>
+      <w:proofErr w:type="gramEnd"/>
       <w:r>
         <w:rPr>
           <w:rFonts w:ascii="Cascadia Code Light" w:eastAsia="Times New Roman" w:hAnsi="Cascadia Code Light" w:cs="Times New Roman"/>
@@ -11498,6 +11944,7 @@
         </w:rPr>
         <w:t>x00) = ________</w:t>
       </w:r>
+      <w:proofErr w:type="gramStart"/>
       <w:r>
         <w:rPr>
           <w:rFonts w:ascii="Times New Roman" w:hAnsi="Times New Roman" w:cs="Times New Roman"/>
@@ -11516,7 +11963,18 @@
           <w:sz w:val="26"/>
           <w:szCs w:val="26"/>
         </w:rPr>
-        <w:t>___________</w:t>
+        <w:t>___</w:t>
+      </w:r>
+      <w:proofErr w:type="gramEnd"/>
+      <w:r>
+        <w:rPr>
+          <w:rFonts w:ascii="Times New Roman" w:hAnsi="Times New Roman" w:cs="Times New Roman"/>
+          <w:b/>
+          <w:bCs/>
+          <w:sz w:val="26"/>
+          <w:szCs w:val="26"/>
+        </w:rPr>
+        <w:t>________</w:t>
       </w:r>
       <w:r>
         <w:rPr>
@@ -11710,17 +12168,39 @@
           <w:sz w:val="26"/>
           <w:szCs w:val="26"/>
         </w:rPr>
-        <w:t>-x^4-x^3-x</w:t>
-      </w:r>
-      <w:r>
-        <w:rPr>
-          <w:rFonts w:ascii="Times New Roman" w:hAnsi="Times New Roman" w:cs="Times New Roman"/>
-          <w:b/>
-          <w:bCs/>
-          <w:sz w:val="26"/>
-          <w:szCs w:val="26"/>
-        </w:rPr>
-        <w:t>___________</w:t>
+        <w:t>-x^4-x^3-</w:t>
+      </w:r>
+      <w:proofErr w:type="gramStart"/>
+      <w:r>
+        <w:rPr>
+          <w:rFonts w:ascii="Times New Roman" w:hAnsi="Times New Roman" w:cs="Times New Roman"/>
+          <w:b/>
+          <w:bCs/>
+          <w:sz w:val="26"/>
+          <w:szCs w:val="26"/>
+        </w:rPr>
+        <w:t>x</w:t>
+      </w:r>
+      <w:r>
+        <w:rPr>
+          <w:rFonts w:ascii="Times New Roman" w:hAnsi="Times New Roman" w:cs="Times New Roman"/>
+          <w:b/>
+          <w:bCs/>
+          <w:sz w:val="26"/>
+          <w:szCs w:val="26"/>
+        </w:rPr>
+        <w:t>___</w:t>
+      </w:r>
+      <w:proofErr w:type="gramEnd"/>
+      <w:r>
+        <w:rPr>
+          <w:rFonts w:ascii="Times New Roman" w:hAnsi="Times New Roman" w:cs="Times New Roman"/>
+          <w:b/>
+          <w:bCs/>
+          <w:sz w:val="26"/>
+          <w:szCs w:val="26"/>
+        </w:rPr>
+        <w:t>________</w:t>
       </w:r>
     </w:p>
     <w:p>
@@ -11776,7 +12256,29 @@
           <w:sz w:val="26"/>
           <w:szCs w:val="26"/>
         </w:rPr>
-        <w:t>xE1, 0x11B) =   _____</w:t>
+        <w:t xml:space="preserve">xE1, 0x11B) </w:t>
+      </w:r>
+      <w:proofErr w:type="gramStart"/>
+      <w:r>
+        <w:rPr>
+          <w:rFonts w:ascii="Times New Roman" w:hAnsi="Times New Roman" w:cs="Times New Roman"/>
+          <w:b/>
+          <w:bCs/>
+          <w:sz w:val="26"/>
+          <w:szCs w:val="26"/>
+        </w:rPr>
+        <w:t>=   __</w:t>
+      </w:r>
+      <w:proofErr w:type="gramEnd"/>
+      <w:r>
+        <w:rPr>
+          <w:rFonts w:ascii="Times New Roman" w:hAnsi="Times New Roman" w:cs="Times New Roman"/>
+          <w:b/>
+          <w:bCs/>
+          <w:sz w:val="26"/>
+          <w:szCs w:val="26"/>
+        </w:rPr>
+        <w:t>___</w:t>
       </w:r>
       <w:r>
         <w:rPr>
@@ -12278,7 +12780,29 @@
           <w:sz w:val="26"/>
           <w:szCs w:val="26"/>
         </w:rPr>
-        <w:t>xE1, 0x11B) =   __________</w:t>
+        <w:t xml:space="preserve">xE1, 0x11B) </w:t>
+      </w:r>
+      <w:proofErr w:type="gramStart"/>
+      <w:r>
+        <w:rPr>
+          <w:rFonts w:ascii="Times New Roman" w:hAnsi="Times New Roman" w:cs="Times New Roman"/>
+          <w:b/>
+          <w:bCs/>
+          <w:sz w:val="26"/>
+          <w:szCs w:val="26"/>
+        </w:rPr>
+        <w:t>=   __</w:t>
+      </w:r>
+      <w:proofErr w:type="gramEnd"/>
+      <w:r>
+        <w:rPr>
+          <w:rFonts w:ascii="Times New Roman" w:hAnsi="Times New Roman" w:cs="Times New Roman"/>
+          <w:b/>
+          <w:bCs/>
+          <w:sz w:val="26"/>
+          <w:szCs w:val="26"/>
+        </w:rPr>
+        <w:t>________</w:t>
       </w:r>
       <w:r>
         <w:rPr>
@@ -13618,7 +14142,7 @@
 </file>
 
 <file path=word/endnotes.xml><?xml version="1.0" encoding="utf-8"?>
-<w:endnotes xmlns:wpc="http://schemas.microsoft.com/office/word/2010/wordprocessingCanvas" xmlns:cx="http://schemas.microsoft.com/office/drawing/2014/chartex" xmlns:cx1="http://schemas.microsoft.com/office/drawing/2015/9/8/chartex" xmlns:cx2="http://schemas.microsoft.com/office/drawing/2015/10/21/chartex" xmlns:cx3="http://schemas.microsoft.com/office/drawing/2016/5/9/chartex" xmlns:cx4="http://schemas.microsoft.com/office/drawing/2016/5/10/chartex" xmlns:cx5="http://schemas.microsoft.com/office/drawing/2016/5/11/chartex" xmlns:cx6="http://schemas.microsoft.com/office/drawing/2016/5/12/chartex" xmlns:cx7="http://schemas.microsoft.com/office/drawing/2016/5/13/chartex" xmlns:cx8="http://schemas.microsoft.com/office/drawing/2016/5/14/chartex" xmlns:mc="http://schemas.openxmlformats.org/markup-compatibility/2006" xmlns:aink="http://schemas.microsoft.com/office/drawing/2016/ink" xmlns:am3d="http://schemas.microsoft.com/office/drawing/2017/model3d" xmlns:o="urn:schemas-microsoft-com:office:office" xmlns:oel="http://schemas.microsoft.com/office/2019/extlst" xmlns:r="http://schemas.openxmlformats.org/officeDocument/2006/relationships" xmlns:m="http://schemas.openxmlformats.org/officeDocument/2006/math" xmlns:v="urn:schemas-microsoft-com:vml" xmlns:wp14="http://schemas.microsoft.com/office/word/2010/wordprocessingDrawing" xmlns:wp="http://schemas.openxmlformats.org/drawingml/2006/wordprocessingDrawing" xmlns:w10="urn:schemas-microsoft-com:office:word" xmlns:w="http://schemas.openxmlformats.org/wordprocessingml/2006/main" xmlns:w14="http://schemas.microsoft.com/office/word/2010/wordml" xmlns:w15="http://schemas.microsoft.com/office/word/2012/wordml" xmlns:w16cex="http://schemas.microsoft.com/office/word/2018/wordml/cex" xmlns:w16cid="http://schemas.microsoft.com/office/word/2016/wordml/cid" xmlns:w16="http://schemas.microsoft.com/office/word/2018/wordml" xmlns:w16du="http://schemas.microsoft.com/office/word/2023/wordml/word16du" xmlns:w16sdtdh="http://schemas.microsoft.com/office/word/2020/wordml/sdtdatahash" xmlns:w16se="http://schemas.microsoft.com/office/word/2015/wordml/symex" xmlns:wpg="http://schemas.microsoft.com/office/word/2010/wordprocessingGroup" xmlns:wpi="http://schemas.microsoft.com/office/word/2010/wordprocessingInk" xmlns:wne="http://schemas.microsoft.com/office/word/2006/wordml" xmlns:wps="http://schemas.microsoft.com/office/word/2010/wordprocessingShape" mc:Ignorable="w14 w15 w16se w16cid w16 w16cex w16sdtdh w16du wp14">
+<w:endnotes xmlns:wpc="http://schemas.microsoft.com/office/word/2010/wordprocessingCanvas" xmlns:cx="http://schemas.microsoft.com/office/drawing/2014/chartex" xmlns:cx1="http://schemas.microsoft.com/office/drawing/2015/9/8/chartex" xmlns:cx2="http://schemas.microsoft.com/office/drawing/2015/10/21/chartex" xmlns:cx3="http://schemas.microsoft.com/office/drawing/2016/5/9/chartex" xmlns:cx4="http://schemas.microsoft.com/office/drawing/2016/5/10/chartex" xmlns:cx5="http://schemas.microsoft.com/office/drawing/2016/5/11/chartex" xmlns:cx6="http://schemas.microsoft.com/office/drawing/2016/5/12/chartex" xmlns:cx7="http://schemas.microsoft.com/office/drawing/2016/5/13/chartex" xmlns:cx8="http://schemas.microsoft.com/office/drawing/2016/5/14/chartex" xmlns:mc="http://schemas.openxmlformats.org/markup-compatibility/2006" xmlns:aink="http://schemas.microsoft.com/office/drawing/2016/ink" xmlns:am3d="http://schemas.microsoft.com/office/drawing/2017/model3d" xmlns:o="urn:schemas-microsoft-com:office:office" xmlns:oel="http://schemas.microsoft.com/office/2019/extlst" xmlns:r="http://schemas.openxmlformats.org/officeDocument/2006/relationships" xmlns:m="http://schemas.openxmlformats.org/officeDocument/2006/math" xmlns:v="urn:schemas-microsoft-com:vml" xmlns:wp14="http://schemas.microsoft.com/office/word/2010/wordprocessingDrawing" xmlns:wp="http://schemas.openxmlformats.org/drawingml/2006/wordprocessingDrawing" xmlns:w10="urn:schemas-microsoft-com:office:word" xmlns:w="http://schemas.openxmlformats.org/wordprocessingml/2006/main" xmlns:w14="http://schemas.microsoft.com/office/word/2010/wordml" xmlns:w15="http://schemas.microsoft.com/office/word/2012/wordml" xmlns:w16cex="http://schemas.microsoft.com/office/word/2018/wordml/cex" xmlns:w16cid="http://schemas.microsoft.com/office/word/2016/wordml/cid" xmlns:w16="http://schemas.microsoft.com/office/word/2018/wordml" xmlns:w16du="http://schemas.microsoft.com/office/word/2023/wordml/word16du" xmlns:w16sdtdh="http://schemas.microsoft.com/office/word/2020/wordml/sdtdatahash" xmlns:w16sdtfl="http://schemas.microsoft.com/office/word/2024/wordml/sdtformatlock" xmlns:w16se="http://schemas.microsoft.com/office/word/2015/wordml/symex" xmlns:wpg="http://schemas.microsoft.com/office/word/2010/wordprocessingGroup" xmlns:wpi="http://schemas.microsoft.com/office/word/2010/wordprocessingInk" xmlns:wne="http://schemas.microsoft.com/office/word/2006/wordml" xmlns:wps="http://schemas.microsoft.com/office/word/2010/wordprocessingShape" mc:Ignorable="w14 w15 w16se w16cid w16 w16cex w16sdtdh w16sdtfl w16du wp14">
   <w:endnote w:type="separator" w:id="-1">
     <w:p>
       <w:r>
@@ -13637,7 +14161,7 @@
 </file>
 
 <file path=word/footer1.xml><?xml version="1.0" encoding="utf-8"?>
-<w:ftr xmlns:wpc="http://schemas.microsoft.com/office/word/2010/wordprocessingCanvas" xmlns:cx="http://schemas.microsoft.com/office/drawing/2014/chartex" xmlns:cx1="http://schemas.microsoft.com/office/drawing/2015/9/8/chartex" xmlns:cx2="http://schemas.microsoft.com/office/drawing/2015/10/21/chartex" xmlns:cx3="http://schemas.microsoft.com/office/drawing/2016/5/9/chartex" xmlns:cx4="http://schemas.microsoft.com/office/drawing/2016/5/10/chartex" xmlns:cx5="http://schemas.microsoft.com/office/drawing/2016/5/11/chartex" xmlns:cx6="http://schemas.microsoft.com/office/drawing/2016/5/12/chartex" xmlns:cx7="http://schemas.microsoft.com/office/drawing/2016/5/13/chartex" xmlns:cx8="http://schemas.microsoft.com/office/drawing/2016/5/14/chartex" xmlns:mc="http://schemas.openxmlformats.org/markup-compatibility/2006" xmlns:aink="http://schemas.microsoft.com/office/drawing/2016/ink" xmlns:am3d="http://schemas.microsoft.com/office/drawing/2017/model3d" xmlns:o="urn:schemas-microsoft-com:office:office" xmlns:oel="http://schemas.microsoft.com/office/2019/extlst" xmlns:r="http://schemas.openxmlformats.org/officeDocument/2006/relationships" xmlns:m="http://schemas.openxmlformats.org/officeDocument/2006/math" xmlns:v="urn:schemas-microsoft-com:vml" xmlns:wp14="http://schemas.microsoft.com/office/word/2010/wordprocessingDrawing" xmlns:wp="http://schemas.openxmlformats.org/drawingml/2006/wordprocessingDrawing" xmlns:w10="urn:schemas-microsoft-com:office:word" xmlns:w="http://schemas.openxmlformats.org/wordprocessingml/2006/main" xmlns:w14="http://schemas.microsoft.com/office/word/2010/wordml" xmlns:w15="http://schemas.microsoft.com/office/word/2012/wordml" xmlns:w16cex="http://schemas.microsoft.com/office/word/2018/wordml/cex" xmlns:w16cid="http://schemas.microsoft.com/office/word/2016/wordml/cid" xmlns:w16="http://schemas.microsoft.com/office/word/2018/wordml" xmlns:w16du="http://schemas.microsoft.com/office/word/2023/wordml/word16du" xmlns:w16sdtdh="http://schemas.microsoft.com/office/word/2020/wordml/sdtdatahash" xmlns:w16se="http://schemas.microsoft.com/office/word/2015/wordml/symex" xmlns:wpg="http://schemas.microsoft.com/office/word/2010/wordprocessingGroup" xmlns:wpi="http://schemas.microsoft.com/office/word/2010/wordprocessingInk" xmlns:wne="http://schemas.microsoft.com/office/word/2006/wordml" xmlns:wps="http://schemas.microsoft.com/office/word/2010/wordprocessingShape" mc:Ignorable="w14 w15 w16se w16cid w16 w16cex w16sdtdh w16du wp14">
+<w:ftr xmlns:wpc="http://schemas.microsoft.com/office/word/2010/wordprocessingCanvas" xmlns:cx="http://schemas.microsoft.com/office/drawing/2014/chartex" xmlns:cx1="http://schemas.microsoft.com/office/drawing/2015/9/8/chartex" xmlns:cx2="http://schemas.microsoft.com/office/drawing/2015/10/21/chartex" xmlns:cx3="http://schemas.microsoft.com/office/drawing/2016/5/9/chartex" xmlns:cx4="http://schemas.microsoft.com/office/drawing/2016/5/10/chartex" xmlns:cx5="http://schemas.microsoft.com/office/drawing/2016/5/11/chartex" xmlns:cx6="http://schemas.microsoft.com/office/drawing/2016/5/12/chartex" xmlns:cx7="http://schemas.microsoft.com/office/drawing/2016/5/13/chartex" xmlns:cx8="http://schemas.microsoft.com/office/drawing/2016/5/14/chartex" xmlns:mc="http://schemas.openxmlformats.org/markup-compatibility/2006" xmlns:aink="http://schemas.microsoft.com/office/drawing/2016/ink" xmlns:am3d="http://schemas.microsoft.com/office/drawing/2017/model3d" xmlns:o="urn:schemas-microsoft-com:office:office" xmlns:oel="http://schemas.microsoft.com/office/2019/extlst" xmlns:r="http://schemas.openxmlformats.org/officeDocument/2006/relationships" xmlns:m="http://schemas.openxmlformats.org/officeDocument/2006/math" xmlns:v="urn:schemas-microsoft-com:vml" xmlns:wp14="http://schemas.microsoft.com/office/word/2010/wordprocessingDrawing" xmlns:wp="http://schemas.openxmlformats.org/drawingml/2006/wordprocessingDrawing" xmlns:w10="urn:schemas-microsoft-com:office:word" xmlns:w="http://schemas.openxmlformats.org/wordprocessingml/2006/main" xmlns:w14="http://schemas.microsoft.com/office/word/2010/wordml" xmlns:w15="http://schemas.microsoft.com/office/word/2012/wordml" xmlns:w16cex="http://schemas.microsoft.com/office/word/2018/wordml/cex" xmlns:w16cid="http://schemas.microsoft.com/office/word/2016/wordml/cid" xmlns:w16="http://schemas.microsoft.com/office/word/2018/wordml" xmlns:w16du="http://schemas.microsoft.com/office/word/2023/wordml/word16du" xmlns:w16sdtdh="http://schemas.microsoft.com/office/word/2020/wordml/sdtdatahash" xmlns:w16sdtfl="http://schemas.microsoft.com/office/word/2024/wordml/sdtformatlock" xmlns:w16se="http://schemas.microsoft.com/office/word/2015/wordml/symex" xmlns:wpg="http://schemas.microsoft.com/office/word/2010/wordprocessingGroup" xmlns:wpi="http://schemas.microsoft.com/office/word/2010/wordprocessingInk" xmlns:wne="http://schemas.microsoft.com/office/word/2006/wordml" xmlns:wps="http://schemas.microsoft.com/office/word/2010/wordprocessingShape" mc:Ignorable="w14 w15 w16se w16cid w16 w16cex w16sdtdh w16sdtfl w16du wp14">
   <w:p>
     <w:pPr>
       <w:pStyle w:val="BodyText"/>
@@ -13813,7 +14337,7 @@
 </file>
 
 <file path=word/footnotes.xml><?xml version="1.0" encoding="utf-8"?>
-<w:footnotes xmlns:wpc="http://schemas.microsoft.com/office/word/2010/wordprocessingCanvas" xmlns:cx="http://schemas.microsoft.com/office/drawing/2014/chartex" xmlns:cx1="http://schemas.microsoft.com/office/drawing/2015/9/8/chartex" xmlns:cx2="http://schemas.microsoft.com/office/drawing/2015/10/21/chartex" xmlns:cx3="http://schemas.microsoft.com/office/drawing/2016/5/9/chartex" xmlns:cx4="http://schemas.microsoft.com/office/drawing/2016/5/10/chartex" xmlns:cx5="http://schemas.microsoft.com/office/drawing/2016/5/11/chartex" xmlns:cx6="http://schemas.microsoft.com/office/drawing/2016/5/12/chartex" xmlns:cx7="http://schemas.microsoft.com/office/drawing/2016/5/13/chartex" xmlns:cx8="http://schemas.microsoft.com/office/drawing/2016/5/14/chartex" xmlns:mc="http://schemas.openxmlformats.org/markup-compatibility/2006" xmlns:aink="http://schemas.microsoft.com/office/drawing/2016/ink" xmlns:am3d="http://schemas.microsoft.com/office/drawing/2017/model3d" xmlns:o="urn:schemas-microsoft-com:office:office" xmlns:oel="http://schemas.microsoft.com/office/2019/extlst" xmlns:r="http://schemas.openxmlformats.org/officeDocument/2006/relationships" xmlns:m="http://schemas.openxmlformats.org/officeDocument/2006/math" xmlns:v="urn:schemas-microsoft-com:vml" xmlns:wp14="http://schemas.microsoft.com/office/word/2010/wordprocessingDrawing" xmlns:wp="http://schemas.openxmlformats.org/drawingml/2006/wordprocessingDrawing" xmlns:w10="urn:schemas-microsoft-com:office:word" xmlns:w="http://schemas.openxmlformats.org/wordprocessingml/2006/main" xmlns:w14="http://schemas.microsoft.com/office/word/2010/wordml" xmlns:w15="http://schemas.microsoft.com/office/word/2012/wordml" xmlns:w16cex="http://schemas.microsoft.com/office/word/2018/wordml/cex" xmlns:w16cid="http://schemas.microsoft.com/office/word/2016/wordml/cid" xmlns:w16="http://schemas.microsoft.com/office/word/2018/wordml" xmlns:w16du="http://schemas.microsoft.com/office/word/2023/wordml/word16du" xmlns:w16sdtdh="http://schemas.microsoft.com/office/word/2020/wordml/sdtdatahash" xmlns:w16se="http://schemas.microsoft.com/office/word/2015/wordml/symex" xmlns:wpg="http://schemas.microsoft.com/office/word/2010/wordprocessingGroup" xmlns:wpi="http://schemas.microsoft.com/office/word/2010/wordprocessingInk" xmlns:wne="http://schemas.microsoft.com/office/word/2006/wordml" xmlns:wps="http://schemas.microsoft.com/office/word/2010/wordprocessingShape" mc:Ignorable="w14 w15 w16se w16cid w16 w16cex w16sdtdh w16du wp14">
+<w:footnotes xmlns:wpc="http://schemas.microsoft.com/office/word/2010/wordprocessingCanvas" xmlns:cx="http://schemas.microsoft.com/office/drawing/2014/chartex" xmlns:cx1="http://schemas.microsoft.com/office/drawing/2015/9/8/chartex" xmlns:cx2="http://schemas.microsoft.com/office/drawing/2015/10/21/chartex" xmlns:cx3="http://schemas.microsoft.com/office/drawing/2016/5/9/chartex" xmlns:cx4="http://schemas.microsoft.com/office/drawing/2016/5/10/chartex" xmlns:cx5="http://schemas.microsoft.com/office/drawing/2016/5/11/chartex" xmlns:cx6="http://schemas.microsoft.com/office/drawing/2016/5/12/chartex" xmlns:cx7="http://schemas.microsoft.com/office/drawing/2016/5/13/chartex" xmlns:cx8="http://schemas.microsoft.com/office/drawing/2016/5/14/chartex" xmlns:mc="http://schemas.openxmlformats.org/markup-compatibility/2006" xmlns:aink="http://schemas.microsoft.com/office/drawing/2016/ink" xmlns:am3d="http://schemas.microsoft.com/office/drawing/2017/model3d" xmlns:o="urn:schemas-microsoft-com:office:office" xmlns:oel="http://schemas.microsoft.com/office/2019/extlst" xmlns:r="http://schemas.openxmlformats.org/officeDocument/2006/relationships" xmlns:m="http://schemas.openxmlformats.org/officeDocument/2006/math" xmlns:v="urn:schemas-microsoft-com:vml" xmlns:wp14="http://schemas.microsoft.com/office/word/2010/wordprocessingDrawing" xmlns:wp="http://schemas.openxmlformats.org/drawingml/2006/wordprocessingDrawing" xmlns:w10="urn:schemas-microsoft-com:office:word" xmlns:w="http://schemas.openxmlformats.org/wordprocessingml/2006/main" xmlns:w14="http://schemas.microsoft.com/office/word/2010/wordml" xmlns:w15="http://schemas.microsoft.com/office/word/2012/wordml" xmlns:w16cex="http://schemas.microsoft.com/office/word/2018/wordml/cex" xmlns:w16cid="http://schemas.microsoft.com/office/word/2016/wordml/cid" xmlns:w16="http://schemas.microsoft.com/office/word/2018/wordml" xmlns:w16du="http://schemas.microsoft.com/office/word/2023/wordml/word16du" xmlns:w16sdtdh="http://schemas.microsoft.com/office/word/2020/wordml/sdtdatahash" xmlns:w16sdtfl="http://schemas.microsoft.com/office/word/2024/wordml/sdtformatlock" xmlns:w16se="http://schemas.microsoft.com/office/word/2015/wordml/symex" xmlns:wpg="http://schemas.microsoft.com/office/word/2010/wordprocessingGroup" xmlns:wpi="http://schemas.microsoft.com/office/word/2010/wordprocessingInk" xmlns:wne="http://schemas.microsoft.com/office/word/2006/wordml" xmlns:wps="http://schemas.microsoft.com/office/word/2010/wordprocessingShape" mc:Ignorable="w14 w15 w16se w16cid w16 w16cex w16sdtdh w16sdtfl w16du wp14">
   <w:footnote w:type="separator" w:id="-1">
     <w:p>
       <w:r>
@@ -13832,7 +14356,7 @@
 </file>
 
 <file path=word/header1.xml><?xml version="1.0" encoding="utf-8"?>
-<w:hdr xmlns:wpc="http://schemas.microsoft.com/office/word/2010/wordprocessingCanvas" xmlns:cx="http://schemas.microsoft.com/office/drawing/2014/chartex" xmlns:cx1="http://schemas.microsoft.com/office/drawing/2015/9/8/chartex" xmlns:cx2="http://schemas.microsoft.com/office/drawing/2015/10/21/chartex" xmlns:cx3="http://schemas.microsoft.com/office/drawing/2016/5/9/chartex" xmlns:cx4="http://schemas.microsoft.com/office/drawing/2016/5/10/chartex" xmlns:cx5="http://schemas.microsoft.com/office/drawing/2016/5/11/chartex" xmlns:cx6="http://schemas.microsoft.com/office/drawing/2016/5/12/chartex" xmlns:cx7="http://schemas.microsoft.com/office/drawing/2016/5/13/chartex" xmlns:cx8="http://schemas.microsoft.com/office/drawing/2016/5/14/chartex" xmlns:mc="http://schemas.openxmlformats.org/markup-compatibility/2006" xmlns:aink="http://schemas.microsoft.com/office/drawing/2016/ink" xmlns:am3d="http://schemas.microsoft.com/office/drawing/2017/model3d" xmlns:o="urn:schemas-microsoft-com:office:office" xmlns:oel="http://schemas.microsoft.com/office/2019/extlst" xmlns:r="http://schemas.openxmlformats.org/officeDocument/2006/relationships" xmlns:m="http://schemas.openxmlformats.org/officeDocument/2006/math" xmlns:v="urn:schemas-microsoft-com:vml" xmlns:wp14="http://schemas.microsoft.com/office/word/2010/wordprocessingDrawing" xmlns:wp="http://schemas.openxmlformats.org/drawingml/2006/wordprocessingDrawing" xmlns:w10="urn:schemas-microsoft-com:office:word" xmlns:w="http://schemas.openxmlformats.org/wordprocessingml/2006/main" xmlns:w14="http://schemas.microsoft.com/office/word/2010/wordml" xmlns:w15="http://schemas.microsoft.com/office/word/2012/wordml" xmlns:w16cex="http://schemas.microsoft.com/office/word/2018/wordml/cex" xmlns:w16cid="http://schemas.microsoft.com/office/word/2016/wordml/cid" xmlns:w16="http://schemas.microsoft.com/office/word/2018/wordml" xmlns:w16du="http://schemas.microsoft.com/office/word/2023/wordml/word16du" xmlns:w16sdtdh="http://schemas.microsoft.com/office/word/2020/wordml/sdtdatahash" xmlns:w16se="http://schemas.microsoft.com/office/word/2015/wordml/symex" xmlns:wpg="http://schemas.microsoft.com/office/word/2010/wordprocessingGroup" xmlns:wpi="http://schemas.microsoft.com/office/word/2010/wordprocessingInk" xmlns:wne="http://schemas.microsoft.com/office/word/2006/wordml" xmlns:wps="http://schemas.microsoft.com/office/word/2010/wordprocessingShape" mc:Ignorable="w14 w15 w16se w16cid w16 w16cex w16sdtdh w16du wp14">
+<w:hdr xmlns:wpc="http://schemas.microsoft.com/office/word/2010/wordprocessingCanvas" xmlns:cx="http://schemas.microsoft.com/office/drawing/2014/chartex" xmlns:cx1="http://schemas.microsoft.com/office/drawing/2015/9/8/chartex" xmlns:cx2="http://schemas.microsoft.com/office/drawing/2015/10/21/chartex" xmlns:cx3="http://schemas.microsoft.com/office/drawing/2016/5/9/chartex" xmlns:cx4="http://schemas.microsoft.com/office/drawing/2016/5/10/chartex" xmlns:cx5="http://schemas.microsoft.com/office/drawing/2016/5/11/chartex" xmlns:cx6="http://schemas.microsoft.com/office/drawing/2016/5/12/chartex" xmlns:cx7="http://schemas.microsoft.com/office/drawing/2016/5/13/chartex" xmlns:cx8="http://schemas.microsoft.com/office/drawing/2016/5/14/chartex" xmlns:mc="http://schemas.openxmlformats.org/markup-compatibility/2006" xmlns:aink="http://schemas.microsoft.com/office/drawing/2016/ink" xmlns:am3d="http://schemas.microsoft.com/office/drawing/2017/model3d" xmlns:o="urn:schemas-microsoft-com:office:office" xmlns:oel="http://schemas.microsoft.com/office/2019/extlst" xmlns:r="http://schemas.openxmlformats.org/officeDocument/2006/relationships" xmlns:m="http://schemas.openxmlformats.org/officeDocument/2006/math" xmlns:v="urn:schemas-microsoft-com:vml" xmlns:wp14="http://schemas.microsoft.com/office/word/2010/wordprocessingDrawing" xmlns:wp="http://schemas.openxmlformats.org/drawingml/2006/wordprocessingDrawing" xmlns:w10="urn:schemas-microsoft-com:office:word" xmlns:w="http://schemas.openxmlformats.org/wordprocessingml/2006/main" xmlns:w14="http://schemas.microsoft.com/office/word/2010/wordml" xmlns:w15="http://schemas.microsoft.com/office/word/2012/wordml" xmlns:w16cex="http://schemas.microsoft.com/office/word/2018/wordml/cex" xmlns:w16cid="http://schemas.microsoft.com/office/word/2016/wordml/cid" xmlns:w16="http://schemas.microsoft.com/office/word/2018/wordml" xmlns:w16du="http://schemas.microsoft.com/office/word/2023/wordml/word16du" xmlns:w16sdtdh="http://schemas.microsoft.com/office/word/2020/wordml/sdtdatahash" xmlns:w16sdtfl="http://schemas.microsoft.com/office/word/2024/wordml/sdtformatlock" xmlns:w16se="http://schemas.microsoft.com/office/word/2015/wordml/symex" xmlns:wpg="http://schemas.microsoft.com/office/word/2010/wordprocessingGroup" xmlns:wpi="http://schemas.microsoft.com/office/word/2010/wordprocessingInk" xmlns:wne="http://schemas.microsoft.com/office/word/2006/wordml" xmlns:wps="http://schemas.microsoft.com/office/word/2010/wordprocessingShape" mc:Ignorable="w14 w15 w16se w16cid w16 w16cex w16sdtdh w16sdtfl w16du wp14">
   <w:p>
     <w:pPr>
       <w:pStyle w:val="BodyText"/>
@@ -13846,7 +14370,7 @@
 </file>
 
 <file path=word/numbering.xml><?xml version="1.0" encoding="utf-8"?>
-<w:numbering xmlns:wpc="http://schemas.microsoft.com/office/word/2010/wordprocessingCanvas" xmlns:cx="http://schemas.microsoft.com/office/drawing/2014/chartex" xmlns:cx1="http://schemas.microsoft.com/office/drawing/2015/9/8/chartex" xmlns:cx2="http://schemas.microsoft.com/office/drawing/2015/10/21/chartex" xmlns:cx3="http://schemas.microsoft.com/office/drawing/2016/5/9/chartex" xmlns:cx4="http://schemas.microsoft.com/office/drawing/2016/5/10/chartex" xmlns:cx5="http://schemas.microsoft.com/office/drawing/2016/5/11/chartex" xmlns:cx6="http://schemas.microsoft.com/office/drawing/2016/5/12/chartex" xmlns:cx7="http://schemas.microsoft.com/office/drawing/2016/5/13/chartex" xmlns:cx8="http://schemas.microsoft.com/office/drawing/2016/5/14/chartex" xmlns:mc="http://schemas.openxmlformats.org/markup-compatibility/2006" xmlns:aink="http://schemas.microsoft.com/office/drawing/2016/ink" xmlns:am3d="http://schemas.microsoft.com/office/drawing/2017/model3d" xmlns:o="urn:schemas-microsoft-com:office:office" xmlns:oel="http://schemas.microsoft.com/office/2019/extlst" xmlns:r="http://schemas.openxmlformats.org/officeDocument/2006/relationships" xmlns:m="http://schemas.openxmlformats.org/officeDocument/2006/math" xmlns:v="urn:schemas-microsoft-com:vml" xmlns:wp14="http://schemas.microsoft.com/office/word/2010/wordprocessingDrawing" xmlns:wp="http://schemas.openxmlformats.org/drawingml/2006/wordprocessingDrawing" xmlns:w10="urn:schemas-microsoft-com:office:word" xmlns:w="http://schemas.openxmlformats.org/wordprocessingml/2006/main" xmlns:w14="http://schemas.microsoft.com/office/word/2010/wordml" xmlns:w15="http://schemas.microsoft.com/office/word/2012/wordml" xmlns:w16cex="http://schemas.microsoft.com/office/word/2018/wordml/cex" xmlns:w16cid="http://schemas.microsoft.com/office/word/2016/wordml/cid" xmlns:w16="http://schemas.microsoft.com/office/word/2018/wordml" xmlns:w16du="http://schemas.microsoft.com/office/word/2023/wordml/word16du" xmlns:w16sdtdh="http://schemas.microsoft.com/office/word/2020/wordml/sdtdatahash" xmlns:w16se="http://schemas.microsoft.com/office/word/2015/wordml/symex" xmlns:wpg="http://schemas.microsoft.com/office/word/2010/wordprocessingGroup" xmlns:wpi="http://schemas.microsoft.com/office/word/2010/wordprocessingInk" xmlns:wne="http://schemas.microsoft.com/office/word/2006/wordml" xmlns:wps="http://schemas.microsoft.com/office/word/2010/wordprocessingShape" mc:Ignorable="w14 w15 w16se w16cid w16 w16cex w16sdtdh w16du wp14">
+<w:numbering xmlns:wpc="http://schemas.microsoft.com/office/word/2010/wordprocessingCanvas" xmlns:cx="http://schemas.microsoft.com/office/drawing/2014/chartex" xmlns:cx1="http://schemas.microsoft.com/office/drawing/2015/9/8/chartex" xmlns:cx2="http://schemas.microsoft.com/office/drawing/2015/10/21/chartex" xmlns:cx3="http://schemas.microsoft.com/office/drawing/2016/5/9/chartex" xmlns:cx4="http://schemas.microsoft.com/office/drawing/2016/5/10/chartex" xmlns:cx5="http://schemas.microsoft.com/office/drawing/2016/5/11/chartex" xmlns:cx6="http://schemas.microsoft.com/office/drawing/2016/5/12/chartex" xmlns:cx7="http://schemas.microsoft.com/office/drawing/2016/5/13/chartex" xmlns:cx8="http://schemas.microsoft.com/office/drawing/2016/5/14/chartex" xmlns:mc="http://schemas.openxmlformats.org/markup-compatibility/2006" xmlns:aink="http://schemas.microsoft.com/office/drawing/2016/ink" xmlns:am3d="http://schemas.microsoft.com/office/drawing/2017/model3d" xmlns:o="urn:schemas-microsoft-com:office:office" xmlns:oel="http://schemas.microsoft.com/office/2019/extlst" xmlns:r="http://schemas.openxmlformats.org/officeDocument/2006/relationships" xmlns:m="http://schemas.openxmlformats.org/officeDocument/2006/math" xmlns:v="urn:schemas-microsoft-com:vml" xmlns:wp14="http://schemas.microsoft.com/office/word/2010/wordprocessingDrawing" xmlns:wp="http://schemas.openxmlformats.org/drawingml/2006/wordprocessingDrawing" xmlns:w10="urn:schemas-microsoft-com:office:word" xmlns:w="http://schemas.openxmlformats.org/wordprocessingml/2006/main" xmlns:w14="http://schemas.microsoft.com/office/word/2010/wordml" xmlns:w15="http://schemas.microsoft.com/office/word/2012/wordml" xmlns:w16cex="http://schemas.microsoft.com/office/word/2018/wordml/cex" xmlns:w16cid="http://schemas.microsoft.com/office/word/2016/wordml/cid" xmlns:w16="http://schemas.microsoft.com/office/word/2018/wordml" xmlns:w16du="http://schemas.microsoft.com/office/word/2023/wordml/word16du" xmlns:w16sdtdh="http://schemas.microsoft.com/office/word/2020/wordml/sdtdatahash" xmlns:w16sdtfl="http://schemas.microsoft.com/office/word/2024/wordml/sdtformatlock" xmlns:w16se="http://schemas.microsoft.com/office/word/2015/wordml/symex" xmlns:wpg="http://schemas.microsoft.com/office/word/2010/wordprocessingGroup" xmlns:wpi="http://schemas.microsoft.com/office/word/2010/wordprocessingInk" xmlns:wne="http://schemas.microsoft.com/office/word/2006/wordml" xmlns:wps="http://schemas.microsoft.com/office/word/2010/wordprocessingShape" mc:Ignorable="w14 w15 w16se w16cid w16 w16cex w16sdtdh w16sdtfl w16du wp14">
   <w:abstractNum w:abstractNumId="0" w15:restartNumberingAfterBreak="0">
     <w:nsid w:val="02981F8F"/>
     <w:multiLevelType w:val="hybridMultilevel"/>
@@ -15115,7 +15639,7 @@
 </file>
 
 <file path=word/styles.xml><?xml version="1.0" encoding="utf-8"?>
-<w:styles xmlns:mc="http://schemas.openxmlformats.org/markup-compatibility/2006" xmlns:r="http://schemas.openxmlformats.org/officeDocument/2006/relationships" xmlns:w="http://schemas.openxmlformats.org/wordprocessingml/2006/main" xmlns:w14="http://schemas.microsoft.com/office/word/2010/wordml" xmlns:w15="http://schemas.microsoft.com/office/word/2012/wordml" xmlns:w16cex="http://schemas.microsoft.com/office/word/2018/wordml/cex" xmlns:w16cid="http://schemas.microsoft.com/office/word/2016/wordml/cid" xmlns:w16="http://schemas.microsoft.com/office/word/2018/wordml" xmlns:w16du="http://schemas.microsoft.com/office/word/2023/wordml/word16du" xmlns:w16sdtdh="http://schemas.microsoft.com/office/word/2020/wordml/sdtdatahash" xmlns:w16se="http://schemas.microsoft.com/office/word/2015/wordml/symex" mc:Ignorable="w14 w15 w16se w16cid w16 w16cex w16sdtdh w16du">
+<w:styles xmlns:mc="http://schemas.openxmlformats.org/markup-compatibility/2006" xmlns:r="http://schemas.openxmlformats.org/officeDocument/2006/relationships" xmlns:w="http://schemas.openxmlformats.org/wordprocessingml/2006/main" xmlns:w14="http://schemas.microsoft.com/office/word/2010/wordml" xmlns:w15="http://schemas.microsoft.com/office/word/2012/wordml" xmlns:w16cex="http://schemas.microsoft.com/office/word/2018/wordml/cex" xmlns:w16cid="http://schemas.microsoft.com/office/word/2016/wordml/cid" xmlns:w16="http://schemas.microsoft.com/office/word/2018/wordml" xmlns:w16du="http://schemas.microsoft.com/office/word/2023/wordml/word16du" xmlns:w16sdtdh="http://schemas.microsoft.com/office/word/2020/wordml/sdtdatahash" xmlns:w16sdtfl="http://schemas.microsoft.com/office/word/2024/wordml/sdtformatlock" xmlns:w16se="http://schemas.microsoft.com/office/word/2015/wordml/symex" mc:Ignorable="w14 w15 w16se w16cid w16 w16cex w16sdtdh w16sdtfl w16du">
   <w:docDefaults>
     <w:rPrDefault>
       <w:rPr>
